--- a/DOCX/Avranmides 2019 Knowing Other Minds.docx
+++ b/DOCX/Avranmides 2019 Knowing Other Minds.docx
@@ -4,183 +4,519 @@
   <w:body>
     <w:p>
       <w:pPr>
+        <w:pStyle w:val="BlockText"/>
+      </w:pPr>
+      <w:r>
+        <w:rPr>
+          <w:b/>
+          <w:bCs/>
+        </w:rPr>
+        <w:t xml:space="preserve">AVRAMIDEZ, Anita (2019</w:t>
+      </w:r>
+      <w:r>
+        <w:rPr>
+          <w:b/>
+          <w:bCs/>
+          <w:i/>
+          <w:iCs/>
+        </w:rPr>
+        <w:t xml:space="preserve">).</w:t>
+      </w:r>
+      <w:r>
+        <w:rPr>
+          <w:b/>
+          <w:bCs/>
+          <w:i/>
+          <w:iCs/>
+        </w:rPr>
+        <w:t xml:space="preserve"> </w:t>
+      </w:r>
+      <w:r>
+        <w:rPr>
+          <w:i/>
+          <w:iCs/>
+        </w:rPr>
+        <w:t xml:space="preserve">Percepción, fiabilidad y otras men</w:t>
+      </w:r>
+      <w:r>
+        <w:t xml:space="preserve">tes. En</w:t>
+      </w:r>
+      <w:r>
+        <w:t xml:space="preserve"> </w:t>
+      </w:r>
+      <w:r>
+        <w:rPr>
+          <w:i/>
+          <w:iCs/>
+        </w:rPr>
+        <w:t xml:space="preserve">Knowing Otre Minds.</w:t>
+      </w:r>
+      <w:r>
+        <w:t xml:space="preserve"> </w:t>
+      </w:r>
+      <w:r>
+        <w:t xml:space="preserve">Avramidez y Mattew Parrot Editors. United Kingdom; Oxford University Press.</w:t>
+      </w:r>
+    </w:p>
+    <w:p>
+      <w:pPr>
         <w:pStyle w:val="FirstParagraph"/>
       </w:pPr>
       <w:r>
         <w:rPr>
-          <w:bCs/>
-          <w:b/>
-        </w:rPr>
-        <w:t xml:space="preserve">AVRAMIDEZ, Anita (2019</w:t>
-      </w:r>
-      <w:r>
-        <w:rPr>
-          <w:bCs/>
-          <w:b/>
-          <w:iCs/>
-          <w:i/>
-        </w:rPr>
-        <w:t xml:space="preserve">).</w:t>
-      </w:r>
-      <w:r>
-        <w:rPr>
-          <w:bCs/>
-          <w:b/>
-          <w:iCs/>
-          <w:i/>
-        </w:rPr>
-        <w:t xml:space="preserve"> </w:t>
-      </w:r>
-      <w:r>
-        <w:rPr>
-          <w:iCs/>
-          <w:i/>
-        </w:rPr>
-        <w:t xml:space="preserve">Percepción, fiabilidad y otras men</w:t>
-      </w:r>
-      <w:r>
-        <w:t xml:space="preserve">tes. En</w:t>
-      </w:r>
-      <w:r>
-        <w:t xml:space="preserve"> </w:t>
-      </w:r>
-      <w:r>
-        <w:rPr>
-          <w:iCs/>
-          <w:i/>
+          <w:b/>
+          <w:bCs/>
+        </w:rPr>
+        <w:t xml:space="preserve">Capítulo 6</w:t>
+      </w:r>
+    </w:p>
+    <w:p>
+      <w:pPr>
+        <w:pStyle w:val="BodyText"/>
+      </w:pPr>
+      <w:r>
+        <w:t xml:space="preserve">P. 107</w:t>
+      </w:r>
+    </w:p>
+    <w:p>
+      <w:pPr>
+        <w:pStyle w:val="BodyText"/>
+      </w:pPr>
+      <w:r>
+        <w:rPr>
+          <w:b/>
+          <w:bCs/>
+        </w:rPr>
+        <w:t xml:space="preserve"> </w:t>
+      </w:r>
+      <w:r>
+        <w:t xml:space="preserve">Hay muchas cosas que llegamos a conocer y, presumiblemente, hay muchas maneras de llegamos a conocerlas. Hay una cosa que puedo conocer cómo son las cosas en el mundo que me rodea, el mundo que contiene mesas, sillas, piezas de metal y similares. A menudo llego a conocer estas cosas por percepción, simplemente las veo. Otra cosa que puedo saber es que sufres, estás enfadado, deprimido y cosas por el estilo. No está tan claro cómo llego a este conocimiento. La historia de la filosofía está plagada de intentos de dar cuenta de este último conocimiento apelando a la analogía o a algún tipo de inferencia sobre la mejor explicación del comportamiento de otra persona .</w:t>
+      </w:r>
+      <w:r>
+        <w:rPr>
+          <w:vertAlign w:val="superscript"/>
+        </w:rPr>
+        <w:t xml:space="preserve">1</w:t>
+      </w:r>
+      <w:r>
+        <w:t xml:space="preserve"> </w:t>
+      </w:r>
+      <w:r>
+        <w:t xml:space="preserve">Sin embargo, más recientemente se ha tendido a pensar que a veces conocemos la mente de otra persona del mismo modo que conocemos el mundo de los objetos, a través de la percepción .</w:t>
+      </w:r>
+      <w:r>
+        <w:rPr>
+          <w:vertAlign w:val="superscript"/>
+        </w:rPr>
+        <w:t xml:space="preserve">2</w:t>
+      </w:r>
+    </w:p>
+    <w:p>
+      <w:pPr>
+        <w:pStyle w:val="BodyText"/>
+      </w:pPr>
+      <w:r>
+        <w:t xml:space="preserve"> </w:t>
+      </w:r>
+      <w:r>
+        <w:t xml:space="preserve">La idea de que puedo conocer la mente de otro mediante la percepción es una idea que tiene una profunda historia en la tradición fenomenológica</w:t>
+      </w:r>
+      <w:r>
+        <w:rPr>
+          <w:vertAlign w:val="superscript"/>
+        </w:rPr>
+        <w:t xml:space="preserve">3</w:t>
+      </w:r>
+      <w:r>
+        <w:t xml:space="preserve">; tiene una historia mucho más superficial en la tradición analítica. En este artículo me ocuparé de la literatura analítica. Incluso aquí seré selectiva. El relato que voy a discutir se debe a Fred Dretske y se desarrolla en varios lugares --entre ellos, su libro</w:t>
+      </w:r>
+      <w:r>
+        <w:t xml:space="preserve"> </w:t>
+      </w:r>
+      <w:r>
+        <w:rPr>
+          <w:i/>
+          <w:iCs/>
+        </w:rPr>
+        <w:t xml:space="preserve">Seeing and Knowing</w:t>
+      </w:r>
+      <w:r>
+        <w:t xml:space="preserve">, y su artículo “</w:t>
+      </w:r>
+      <w:r>
+        <w:rPr>
+          <w:i/>
+          <w:iCs/>
+        </w:rPr>
+        <w:t xml:space="preserve">Perception and Oter Minds</w:t>
+      </w:r>
+      <w:r>
+        <w:t xml:space="preserve">”. Hay otras formas de defender la idea de que obtenemos nuestro conocimiento de otras mentes a través de la percepción, pero en este artículo sólo trataré la teoría de Dretske.</w:t>
+      </w:r>
+      <w:r>
+        <w:rPr>
+          <w:vertAlign w:val="superscript"/>
+        </w:rPr>
+        <w:t xml:space="preserve">4</w:t>
+      </w:r>
+    </w:p>
+    <w:p>
+      <w:pPr>
+        <w:pStyle w:val="BlockText"/>
+      </w:pPr>
+      <w:r>
+        <w:rPr>
+          <w:b/>
+          <w:bCs/>
+        </w:rPr>
+        <w:t xml:space="preserve">AVRAMIDEZ, Anita</w:t>
+      </w:r>
+      <w:r>
+        <w:t xml:space="preserve">. (2019).</w:t>
+      </w:r>
+      <w:r>
+        <w:t xml:space="preserve"> </w:t>
+      </w:r>
+      <w:r>
+        <w:rPr>
+          <w:i/>
+          <w:iCs/>
+        </w:rPr>
+        <w:t xml:space="preserve">Percepción, fiabilidad y otras mentes</w:t>
+      </w:r>
+      <w:r>
+        <w:t xml:space="preserve">. En</w:t>
+      </w:r>
+      <w:r>
+        <w:t xml:space="preserve"> </w:t>
+      </w:r>
+      <w:r>
+        <w:rPr>
+          <w:i/>
+          <w:iCs/>
         </w:rPr>
         <w:t xml:space="preserve">Knowing Otre Minds.</w:t>
       </w:r>
       <w:r>
-        <w:t xml:space="preserve"> </w:t>
-      </w:r>
-      <w:r>
-        <w:t xml:space="preserve">Avramidez y Mattew Parrot Editors. United Kingdom; Oxford University Press.</w:t>
-      </w:r>
-    </w:p>
-    <w:p>
-      <w:pPr>
-        <w:pStyle w:val="BodyText"/>
-      </w:pPr>
-      <w:r>
-        <w:rPr>
-          <w:bCs/>
-          <w:b/>
-        </w:rPr>
-        <w:t xml:space="preserve">Capítulo 6</w:t>
-      </w:r>
-    </w:p>
-    <w:p>
-      <w:pPr>
-        <w:pStyle w:val="BodyText"/>
-      </w:pPr>
-      <w:r>
-        <w:t xml:space="preserve">P. 107</w:t>
-      </w:r>
-    </w:p>
-    <w:p>
-      <w:pPr>
-        <w:pStyle w:val="BodyText"/>
-      </w:pPr>
-      <w:r>
-        <w:rPr>
-          <w:bCs/>
-          <w:b/>
-        </w:rPr>
-        <w:t xml:space="preserve"> </w:t>
-      </w:r>
-      <w:r>
-        <w:t xml:space="preserve">Hay muchas cosas que llegamos a conocer y, presumiblemente, hay muchas maneras de llegamos a conocerlas. Hay una cosa que puedo conocer cómo son las cosas en el mundo que me rodea, el mundo que contiene mesas, sillas, piezas de metal y similares. A menudo llego a conocer estas cosas por percepción, simplemente las veo. Otra cosa que puedo saber es que sufres, estás enfadado, deprimido y cosas por el estilo. No está tan claro cómo llego a este conocimiento. La historia de la filosofía está plagada de intentos de dar cuenta de este último conocimiento apelando a la analogía o a algún tipo de inferencia sobre la mejor explicación del comportamiento de otra persona .</w:t>
+        <w:rPr>
+          <w:i/>
+          <w:iCs/>
+        </w:rPr>
+        <w:t xml:space="preserve"> </w:t>
+      </w:r>
+      <w:r>
+        <w:t xml:space="preserve">Anita Avramidez y Mattew Parrot Editors. UK: Oxford University Press.</w:t>
+      </w:r>
+    </w:p>
+    <w:p>
+      <w:pPr>
+        <w:pStyle w:val="FirstParagraph"/>
+      </w:pPr>
+      <w:r>
+        <w:t xml:space="preserve">P. 107-108</w:t>
+      </w:r>
+    </w:p>
+    <w:p>
+      <w:pPr>
+        <w:pStyle w:val="BodyText"/>
+      </w:pPr>
+      <w:r>
+        <w:t xml:space="preserve"> </w:t>
+      </w:r>
+      <w:r>
+        <w:t xml:space="preserve">Aunque la idea de que obtenemos nuestro conocimiento del mundo de los cuerpos a través de la percepción es incontrovertible, la idea misma de que obtenemos nuestro conocimiento de los estados mentales de otra persona a través de la percepción se ha considerado, hasta hace poco –al menos en nuestra tradición analítica--, bastante escandalosa. Algunos han sostenido que hay toda la diferencia del mundo entre ver que, por ejemplo,</w:t>
+      </w:r>
+      <w:r>
+        <w:t xml:space="preserve"> </w:t>
+      </w:r>
+      <w:r>
+        <w:rPr>
+          <w:i/>
+          <w:iCs/>
+        </w:rPr>
+        <w:t xml:space="preserve">Tom es pelirrojo</w:t>
+      </w:r>
+      <w:r>
+        <w:t xml:space="preserve"> </w:t>
+      </w:r>
+      <w:r>
+        <w:t xml:space="preserve">y ver que, por ejemplo,</w:t>
+      </w:r>
+      <w:r>
+        <w:t xml:space="preserve"> </w:t>
+      </w:r>
+      <w:r>
+        <w:rPr>
+          <w:i/>
+          <w:iCs/>
+        </w:rPr>
+        <w:t xml:space="preserve">Tom tiene dolor</w:t>
+      </w:r>
+      <w:r>
+        <w:t xml:space="preserve">. Si no puedo ver que</w:t>
+      </w:r>
+      <w:r>
+        <w:t xml:space="preserve"> </w:t>
+      </w:r>
+      <w:r>
+        <w:rPr>
+          <w:i/>
+          <w:iCs/>
+        </w:rPr>
+        <w:t xml:space="preserve">Tom tiene dolor</w:t>
+      </w:r>
+      <w:r>
+        <w:t xml:space="preserve">, esto se interpondría en el camino de un modelo perceptivo de nuestro conocimiento de que</w:t>
+      </w:r>
+      <w:r>
+        <w:t xml:space="preserve"> </w:t>
+      </w:r>
+      <w:r>
+        <w:rPr>
+          <w:i/>
+          <w:iCs/>
+        </w:rPr>
+        <w:t xml:space="preserve">Tom tiene dolor.</w:t>
       </w:r>
       <w:r>
         <w:rPr>
           <w:vertAlign w:val="superscript"/>
         </w:rPr>
-        <w:t xml:space="preserve">1</w:t>
-      </w:r>
-      <w:r>
-        <w:t xml:space="preserve"> </w:t>
-      </w:r>
-      <w:r>
-        <w:t xml:space="preserve">Sin embargo, más recientemente se ha tendido a pensar que a veces conocemos la mente de otra persona del mismo modo que conocemos el mundo de los objetos, a través de la percepción .</w:t>
+        <w:t xml:space="preserve">5</w:t>
+      </w:r>
+    </w:p>
+    <w:p>
+      <w:pPr>
+        <w:pStyle w:val="BodyText"/>
+      </w:pPr>
+      <w:r>
+        <w:t xml:space="preserve"> </w:t>
+      </w:r>
+      <w:r>
+        <w:t xml:space="preserve">Este artículo se divide en tres secciones. En la sección uno, expondré el relato de Dretske sobre nuestro conocimiento perceptivo de la mente ajena. En la sección dos, considero una caracterización de nuestras vidas mentales. Tomaré mi discusión en esta sección para proporcionar lo que podría pensarse como una condición de adecuación en cualquier explicación del conocimiento que pretenda ser conocimiento de la vida mental de otro. En la sección tres, consideraré si el relato perceptivo expuesto por Dretske puede considerarse que cumple esta condición de adecuación. Sugeriré que no puede y también identificaré lo que entiendo que es la razón por la que no puede. Concluiré que el relato perceptivo de Dretske sobre nuestro conocimiento de los cuerpos no puede ampliarse para darnos conocimiento de otras mentes.</w:t>
+      </w:r>
+    </w:p>
+    <w:p>
+      <w:pPr>
+        <w:pStyle w:val="BodyText"/>
+      </w:pPr>
+      <w:r>
+        <w:t xml:space="preserve"> </w:t>
+      </w:r>
+      <w:r>
+        <w:rPr>
+          <w:b/>
+          <w:bCs/>
+        </w:rPr>
+        <w:t xml:space="preserve">AVRAMIDEZ, Anita</w:t>
+      </w:r>
+      <w:r>
+        <w:t xml:space="preserve">. (2019).</w:t>
+      </w:r>
+      <w:r>
+        <w:t xml:space="preserve"> </w:t>
+      </w:r>
+      <w:r>
+        <w:rPr>
+          <w:i/>
+          <w:iCs/>
+        </w:rPr>
+        <w:t xml:space="preserve">Percepción, fiabilidad y otras mentes</w:t>
+      </w:r>
+      <w:r>
+        <w:t xml:space="preserve">. En</w:t>
+      </w:r>
+      <w:r>
+        <w:t xml:space="preserve"> </w:t>
+      </w:r>
+      <w:r>
+        <w:rPr>
+          <w:i/>
+          <w:iCs/>
+        </w:rPr>
+        <w:t xml:space="preserve">Knowing Otre Minds.</w:t>
+      </w:r>
+    </w:p>
+    <w:p>
+      <w:pPr>
+        <w:pStyle w:val="BodyText"/>
+      </w:pPr>
+      <w:r>
+        <w:t xml:space="preserve"> </w:t>
+      </w:r>
+      <w:r>
+        <w:t xml:space="preserve">Anita Avramidez y Mattew Parrot Editors. UK: Oxford University Press.</w:t>
+      </w:r>
+    </w:p>
+    <w:p>
+      <w:pPr>
+        <w:pStyle w:val="BodyText"/>
+      </w:pPr>
+      <w:r>
+        <w:t xml:space="preserve">P. 108</w:t>
+      </w:r>
+      <w:r>
+        <w:t xml:space="preserve"> </w:t>
+      </w:r>
+      <w:r>
+        <w:t xml:space="preserve"> </w:t>
+      </w:r>
+      <w:r>
+        <w:t xml:space="preserve">Dretske Account</w:t>
+      </w:r>
+    </w:p>
+    <w:p>
+      <w:pPr>
+        <w:pStyle w:val="BodyText"/>
+      </w:pPr>
+      <w:r>
+        <w:t xml:space="preserve"> </w:t>
+      </w:r>
+      <w:r>
+        <w:t xml:space="preserve">Aunque Dretske está convencido de que conocemos las mentes de los demás de la misma forma que conocemos el color del pelo, deja claro de que no está convencido de que sea la única forma de conocer a los demás.</w:t>
       </w:r>
       <w:r>
         <w:rPr>
           <w:vertAlign w:val="superscript"/>
         </w:rPr>
-        <w:t xml:space="preserve">2</w:t>
-      </w:r>
-    </w:p>
-    <w:p>
-      <w:pPr>
-        <w:pStyle w:val="BodyText"/>
-      </w:pPr>
-      <w:r>
-        <w:t xml:space="preserve"> </w:t>
-      </w:r>
-      <w:r>
-        <w:t xml:space="preserve">La idea de que puedo conocer la mente de otro mediante la percepción es una idea que tiene una profunda historia en la tradición fenomenológica</w:t>
+        <w:t xml:space="preserve">6</w:t>
+      </w:r>
+      <w:r>
+        <w:t xml:space="preserve"> </w:t>
+      </w:r>
+      <w:r>
+        <w:t xml:space="preserve">Ver que otra persona sufre, por ejemplo, es una forma de saber lo que se siente. Pero es una forma de saber que muchos han rechazado en conexión con la mente de otro. Lo que Dretske quiere contrarrestar es la idea de que no podemos llegar a conocer la mente de otra persona del mismo modo que llegamos a conocer las cosas en el mundo de los cuerpos –mediante la percepción—porque la mente de otra persona es inobservable. Sostener que la mente de otro es inobservable es sostener que uno puede ver la sonrisa pero no el pensamiento ‘detrás’ de la sonrisa, que uno puede ver el puño cerrado pero no la ira.</w:t>
       </w:r>
       <w:r>
         <w:rPr>
           <w:vertAlign w:val="superscript"/>
         </w:rPr>
-        <w:t xml:space="preserve">3</w:t>
-      </w:r>
-      <w:r>
-        <w:t xml:space="preserve">; tiene una historia mucho más superficial en la tradición analítica. En este artículo me ocuparé de la literatura analítica. Incluso aquí seré selectiva. El relato que voy a discutir se debe a Fred Dretske y se desarrolla en varios lugares --entre ellos, su libro</w:t>
-      </w:r>
-      <w:r>
-        <w:t xml:space="preserve"> </w:t>
-      </w:r>
-      <w:r>
-        <w:rPr>
-          <w:iCs/>
-          <w:i/>
-        </w:rPr>
-        <w:t xml:space="preserve">Seeing and Knowing</w:t>
-      </w:r>
-      <w:r>
-        <w:t xml:space="preserve">, y su artículo “</w:t>
-      </w:r>
-      <w:r>
-        <w:rPr>
-          <w:iCs/>
-          <w:i/>
-        </w:rPr>
-        <w:t xml:space="preserve">Perception and Oter Minds</w:t>
-      </w:r>
-      <w:r>
-        <w:t xml:space="preserve">”. Hay otras formas de defender la idea de que obtenemos nuestro conocimiento de otras mentes a través de la percepción, pero en este artículo sólo trataré la teoría de Dretske.</w:t>
+        <w:t xml:space="preserve">7</w:t>
+      </w:r>
+      <w:r>
+        <w:t xml:space="preserve"> </w:t>
+      </w:r>
+      <w:r>
+        <w:t xml:space="preserve">Dretske no se opone a la idea de que uno no puede ver el pensamiento o sentimientos del otro; lo que rechaza es es la idea de que el hecho de que no podemos ver los pensamientos del otro se interponga en el camino de una explicación perceptiva de nuestro conocimiento de las mentes.</w:t>
+      </w:r>
+    </w:p>
+    <w:p>
+      <w:pPr>
+        <w:pStyle w:val="BodyText"/>
+      </w:pPr>
+      <w:r>
+        <w:rPr>
+          <w:b/>
+          <w:bCs/>
+        </w:rPr>
+        <w:t xml:space="preserve">AVRAMIDEZ, Anita</w:t>
+      </w:r>
+      <w:r>
+        <w:t xml:space="preserve">. (2019).</w:t>
+      </w:r>
+      <w:r>
+        <w:t xml:space="preserve"> </w:t>
+      </w:r>
+      <w:r>
+        <w:rPr>
+          <w:i/>
+          <w:iCs/>
+        </w:rPr>
+        <w:t xml:space="preserve">Percepción, fiabilidad y otras mentes</w:t>
+      </w:r>
+      <w:r>
+        <w:t xml:space="preserve">. En</w:t>
+      </w:r>
+      <w:r>
+        <w:t xml:space="preserve"> </w:t>
+      </w:r>
+      <w:r>
+        <w:rPr>
+          <w:i/>
+          <w:iCs/>
+        </w:rPr>
+        <w:t xml:space="preserve">Knowing Otre Minds.</w:t>
+      </w:r>
+    </w:p>
+    <w:p>
+      <w:pPr>
+        <w:pStyle w:val="BodyText"/>
+      </w:pPr>
+      <w:r>
+        <w:t xml:space="preserve"> </w:t>
+      </w:r>
+      <w:r>
+        <w:t xml:space="preserve">Anita Avramidez y Mattew Parrot Editors. UK: Oxford University Press.</w:t>
+      </w:r>
+    </w:p>
+    <w:p>
+      <w:pPr>
+        <w:pStyle w:val="BodyText"/>
+      </w:pPr>
+      <w:r>
+        <w:t xml:space="preserve">P. 108</w:t>
+      </w:r>
+    </w:p>
+    <w:p>
+      <w:pPr>
+        <w:pStyle w:val="BodyText"/>
+      </w:pPr>
+      <w:r>
+        <w:t xml:space="preserve"> </w:t>
+      </w:r>
+      <w:r>
+        <w:t xml:space="preserve">Algunos consideran que la naturaleza inobservable del estado mental de otra persona nos obliga a dar una explicación inferencial de nuestro conocimiento de la mente de otra persona. Si nos preguntamos cómo sabe Jane que Tom sufre, muchos proponen que Jane ve la mueca de Tom y deduce por analogía o apelando a la mejor explicación que Tom siente dolor.</w:t>
       </w:r>
       <w:r>
         <w:rPr>
           <w:vertAlign w:val="superscript"/>
         </w:rPr>
-        <w:t xml:space="preserve">4</w:t>
-      </w:r>
-    </w:p>
-    <w:p>
-      <w:pPr>
-        <w:pStyle w:val="BodyText"/>
-      </w:pPr>
-      <w:r>
-        <w:rPr>
-          <w:bCs/>
-          <w:b/>
+        <w:t xml:space="preserve">8</w:t>
+      </w:r>
+      <w:r>
+        <w:t xml:space="preserve"> </w:t>
+      </w:r>
+      <w:r>
+        <w:t xml:space="preserve">Dretske rechaza la idea de que se requiera tal inferencia y afirma que es posible que Jane sepa que Tom siente dolor viendo lo que siente</w:t>
+      </w:r>
+      <w:r>
+        <w:rPr>
+          <w:vertAlign w:val="superscript"/>
+        </w:rPr>
+        <w:t xml:space="preserve">9</w:t>
+      </w:r>
+      <w:r>
+        <w:t xml:space="preserve">, Dretske sostiene que el hecho de que los estados mentales de otra persona sean inobservables no impide que una persona vea que otra persona, por ejemplo, siente dolor.</w:t>
+      </w:r>
+    </w:p>
+    <w:p>
+      <w:pPr>
+        <w:pStyle w:val="BlockText"/>
+      </w:pPr>
+      <w:r>
+        <w:rPr>
+          <w:b/>
+          <w:bCs/>
         </w:rPr>
         <w:t xml:space="preserve">AVRAMIDEZ, Anita</w:t>
       </w:r>
       <w:r>
-        <w:t xml:space="preserve">. (2019).</w:t>
-      </w:r>
-      <w:r>
-        <w:t xml:space="preserve"> </w:t>
-      </w:r>
-      <w:r>
-        <w:rPr>
-          <w:iCs/>
-          <w:i/>
+        <w:rPr>
+          <w:b/>
+          <w:bCs/>
+        </w:rPr>
+        <w:t xml:space="preserve"> </w:t>
+      </w:r>
+      <w:r>
+        <w:t xml:space="preserve">(2019).</w:t>
+      </w:r>
+      <w:r>
+        <w:t xml:space="preserve"> </w:t>
+      </w:r>
+      <w:r>
+        <w:rPr>
+          <w:i/>
+          <w:iCs/>
         </w:rPr>
         <w:t xml:space="preserve">Percepción, fiabilidad y otras mentes</w:t>
       </w:r>
@@ -192,15 +528,15 @@
       </w:r>
       <w:r>
         <w:rPr>
-          <w:iCs/>
-          <w:i/>
+          <w:i/>
+          <w:iCs/>
         </w:rPr>
         <w:t xml:space="preserve">Knowing Otre Minds.</w:t>
       </w:r>
       <w:r>
         <w:rPr>
-          <w:iCs/>
-          <w:i/>
+          <w:i/>
+          <w:iCs/>
         </w:rPr>
         <w:t xml:space="preserve"> </w:t>
       </w:r>
@@ -210,343 +546,7 @@
     </w:p>
     <w:p>
       <w:pPr>
-        <w:pStyle w:val="BodyText"/>
-      </w:pPr>
-      <w:r>
-        <w:t xml:space="preserve">P. 107-108</w:t>
-      </w:r>
-    </w:p>
-    <w:p>
-      <w:pPr>
-        <w:pStyle w:val="BodyText"/>
-      </w:pPr>
-      <w:r>
-        <w:t xml:space="preserve"> </w:t>
-      </w:r>
-      <w:r>
-        <w:t xml:space="preserve">Aunque la idea de que obtenemos nuestro conocimiento del mundo de los cuerpos a través de la percepción es incontrovertible, la idea misma de que obtenemos nuestro conocimiento de los estados mentales de otra persona a través de la percepción se ha considerado, hasta hace poco –al menos en nuestra tradición analítica--, bastante escandalosa. Algunos han sostenido que hay toda la diferencia del mundo entre ver que, por ejemplo,</w:t>
-      </w:r>
-      <w:r>
-        <w:t xml:space="preserve"> </w:t>
-      </w:r>
-      <w:r>
-        <w:rPr>
-          <w:iCs/>
-          <w:i/>
-        </w:rPr>
-        <w:t xml:space="preserve">Tom es pelirrojo</w:t>
-      </w:r>
-      <w:r>
-        <w:t xml:space="preserve"> </w:t>
-      </w:r>
-      <w:r>
-        <w:t xml:space="preserve">y ver que, por ejemplo,</w:t>
-      </w:r>
-      <w:r>
-        <w:t xml:space="preserve"> </w:t>
-      </w:r>
-      <w:r>
-        <w:rPr>
-          <w:iCs/>
-          <w:i/>
-        </w:rPr>
-        <w:t xml:space="preserve">Tom tiene dolor</w:t>
-      </w:r>
-      <w:r>
-        <w:t xml:space="preserve">. Si no puedo ver que</w:t>
-      </w:r>
-      <w:r>
-        <w:t xml:space="preserve"> </w:t>
-      </w:r>
-      <w:r>
-        <w:rPr>
-          <w:iCs/>
-          <w:i/>
-        </w:rPr>
-        <w:t xml:space="preserve">Tom tiene dolor</w:t>
-      </w:r>
-      <w:r>
-        <w:t xml:space="preserve">, esto se interpondría en el camino de un modelo perceptivo de nuestro conocimiento de que</w:t>
-      </w:r>
-      <w:r>
-        <w:t xml:space="preserve"> </w:t>
-      </w:r>
-      <w:r>
-        <w:rPr>
-          <w:iCs/>
-          <w:i/>
-        </w:rPr>
-        <w:t xml:space="preserve">Tom tiene dolor.</w:t>
-      </w:r>
-      <w:r>
-        <w:rPr>
-          <w:vertAlign w:val="superscript"/>
-        </w:rPr>
-        <w:t xml:space="preserve">5</w:t>
-      </w:r>
-    </w:p>
-    <w:p>
-      <w:pPr>
-        <w:pStyle w:val="BodyText"/>
-      </w:pPr>
-      <w:r>
-        <w:t xml:space="preserve"> </w:t>
-      </w:r>
-      <w:r>
-        <w:t xml:space="preserve">Este artículo se divide en tres secciones. En la sección uno, expondré el relato de Dretske sobre nuestro conocimiento perceptivo de la mente ajena. En la sección dos, considero una caracterización de nuestras vidas mentales. Tomaré mi discusión en esta sección para proporcionar lo que podría pensarse como una condición de adecuación en cualquier explicación del conocimiento que pretenda ser conocimiento de la vida mental de otro. En la sección tres, consideraré si el relato perceptivo expuesto por Dretske puede considerarse que cumple esta condición de adecuación. Sugeriré que no puede y también identificaré lo que entiendo que es la razón por la que no puede. Concluiré que el relato perceptivo de Dretske sobre nuestro conocimiento de los cuerpos no puede ampliarse para darnos conocimiento de otras mentes.</w:t>
-      </w:r>
-    </w:p>
-    <w:p>
-      <w:pPr>
-        <w:pStyle w:val="BodyText"/>
-      </w:pPr>
-      <w:r>
-        <w:t xml:space="preserve"> </w:t>
-      </w:r>
-      <w:r>
-        <w:rPr>
-          <w:bCs/>
-          <w:b/>
-        </w:rPr>
-        <w:t xml:space="preserve">AVRAMIDEZ, Anita</w:t>
-      </w:r>
-      <w:r>
-        <w:t xml:space="preserve">. (2019).</w:t>
-      </w:r>
-      <w:r>
-        <w:t xml:space="preserve"> </w:t>
-      </w:r>
-      <w:r>
-        <w:rPr>
-          <w:iCs/>
-          <w:i/>
-        </w:rPr>
-        <w:t xml:space="preserve">Percepción, fiabilidad y otras mentes</w:t>
-      </w:r>
-      <w:r>
-        <w:t xml:space="preserve">. En</w:t>
-      </w:r>
-      <w:r>
-        <w:t xml:space="preserve"> </w:t>
-      </w:r>
-      <w:r>
-        <w:rPr>
-          <w:iCs/>
-          <w:i/>
-        </w:rPr>
-        <w:t xml:space="preserve">Knowing Otre Minds.</w:t>
-      </w:r>
-    </w:p>
-    <w:p>
-      <w:pPr>
-        <w:pStyle w:val="BodyText"/>
-      </w:pPr>
-      <w:r>
-        <w:t xml:space="preserve"> </w:t>
-      </w:r>
-      <w:r>
-        <w:t xml:space="preserve">Anita Avramidez y Mattew Parrot Editors. UK: Oxford University Press.</w:t>
-      </w:r>
-    </w:p>
-    <w:p>
-      <w:pPr>
-        <w:pStyle w:val="BodyText"/>
-      </w:pPr>
-      <w:r>
-        <w:t xml:space="preserve">P. 108</w:t>
-      </w:r>
-      <w:r>
-        <w:t xml:space="preserve"> </w:t>
-      </w:r>
-      <w:r>
-        <w:t xml:space="preserve"> </w:t>
-      </w:r>
-      <w:r>
-        <w:t xml:space="preserve">Dretske Account</w:t>
-      </w:r>
-    </w:p>
-    <w:p>
-      <w:pPr>
-        <w:pStyle w:val="BodyText"/>
-      </w:pPr>
-      <w:r>
-        <w:t xml:space="preserve"> </w:t>
-      </w:r>
-      <w:r>
-        <w:t xml:space="preserve">Aunque Dretske está convencido de que conocemos las mentes de los demás de la misma forma que conocemos el color del pelo, deja claro de que no está convencido de que sea la única forma de conocer a los demás.</w:t>
-      </w:r>
-      <w:r>
-        <w:rPr>
-          <w:vertAlign w:val="superscript"/>
-        </w:rPr>
-        <w:t xml:space="preserve">6</w:t>
-      </w:r>
-      <w:r>
-        <w:t xml:space="preserve"> </w:t>
-      </w:r>
-      <w:r>
-        <w:t xml:space="preserve">Ver que otra persona sufre, por ejemplo, es una forma de saber lo que se siente. Pero es una forma de saber que muchos han rechazado en conexión con la mente de otro. Lo que Dretske quiere contrarrestar es la idea de que no podemos llegar a conocer la mente de otra persona del mismo modo que llegamos a conocer las cosas en el mundo de los cuerpos –mediante la percepción—porque la mente de otra persona es inobservable. Sostener que la mente de otro es inobservable es sostener que uno puede ver la sonrisa pero no el pensamiento ‘detrás’ de la sonrisa, que uno puede ver el puño cerrado pero no la ira.</w:t>
-      </w:r>
-      <w:r>
-        <w:rPr>
-          <w:vertAlign w:val="superscript"/>
-        </w:rPr>
-        <w:t xml:space="preserve">7</w:t>
-      </w:r>
-      <w:r>
-        <w:t xml:space="preserve"> </w:t>
-      </w:r>
-      <w:r>
-        <w:t xml:space="preserve">Dretske no se opone a la idea de que uno no puede ver el pensamiento o sentimientos del otro; lo que rechaza es es la idea de que el hecho de que no podemos ver los pensamientos del otro se interponga en el camino de una explicación perceptiva de nuestro conocimiento de las mentes.</w:t>
-      </w:r>
-    </w:p>
-    <w:p>
-      <w:pPr>
-        <w:pStyle w:val="BodyText"/>
-      </w:pPr>
-      <w:r>
-        <w:rPr>
-          <w:bCs/>
-          <w:b/>
-        </w:rPr>
-        <w:t xml:space="preserve">AVRAMIDEZ, Anita</w:t>
-      </w:r>
-      <w:r>
-        <w:t xml:space="preserve">. (2019).</w:t>
-      </w:r>
-      <w:r>
-        <w:t xml:space="preserve"> </w:t>
-      </w:r>
-      <w:r>
-        <w:rPr>
-          <w:iCs/>
-          <w:i/>
-        </w:rPr>
-        <w:t xml:space="preserve">Percepción, fiabilidad y otras mentes</w:t>
-      </w:r>
-      <w:r>
-        <w:t xml:space="preserve">. En</w:t>
-      </w:r>
-      <w:r>
-        <w:t xml:space="preserve"> </w:t>
-      </w:r>
-      <w:r>
-        <w:rPr>
-          <w:iCs/>
-          <w:i/>
-        </w:rPr>
-        <w:t xml:space="preserve">Knowing Otre Minds.</w:t>
-      </w:r>
-    </w:p>
-    <w:p>
-      <w:pPr>
-        <w:pStyle w:val="BodyText"/>
-      </w:pPr>
-      <w:r>
-        <w:t xml:space="preserve"> </w:t>
-      </w:r>
-      <w:r>
-        <w:t xml:space="preserve">Anita Avramidez y Mattew Parrot Editors. UK: Oxford University Press.</w:t>
-      </w:r>
-    </w:p>
-    <w:p>
-      <w:pPr>
-        <w:pStyle w:val="BodyText"/>
-      </w:pPr>
-      <w:r>
-        <w:t xml:space="preserve">P. 108</w:t>
-      </w:r>
-    </w:p>
-    <w:p>
-      <w:pPr>
-        <w:pStyle w:val="BodyText"/>
-      </w:pPr>
-      <w:r>
-        <w:t xml:space="preserve"> </w:t>
-      </w:r>
-      <w:r>
-        <w:t xml:space="preserve">Algunos consideran que la naturaleza inobservable del estado mental de otra persona nos obliga a dar una explicación inferencial de nuestro conocimiento de la mente de otra persona. Si nos preguntamos cómo sabe Jane que Tom sufre, muchos proponen que Jane ve la mueca de Tom y deduce por analogía o apelando a la mejor explicación que Tom siente dolor.</w:t>
-      </w:r>
-      <w:r>
-        <w:rPr>
-          <w:vertAlign w:val="superscript"/>
-        </w:rPr>
-        <w:t xml:space="preserve">8</w:t>
-      </w:r>
-      <w:r>
-        <w:t xml:space="preserve"> </w:t>
-      </w:r>
-      <w:r>
-        <w:t xml:space="preserve">Dretske rechaza la idea de que se requiera tal inferencia y afirma que es posible que Jane sepa que Tom siente dolor viendo lo que siente</w:t>
-      </w:r>
-      <w:r>
-        <w:rPr>
-          <w:vertAlign w:val="superscript"/>
-        </w:rPr>
-        <w:t xml:space="preserve">9</w:t>
-      </w:r>
-      <w:r>
-        <w:t xml:space="preserve">, Dretske sostiene que el hecho de que los estados mentales de otra persona sean inobservables no impide que una persona vea que otra persona, por ejemplo, siente dolor.</w:t>
-      </w:r>
-    </w:p>
-    <w:p>
-      <w:pPr>
-        <w:pStyle w:val="BodyText"/>
-      </w:pPr>
-      <w:r>
-        <w:rPr>
-          <w:bCs/>
-          <w:b/>
-        </w:rPr>
-        <w:t xml:space="preserve">AVRAMIDEZ, Anita</w:t>
-      </w:r>
-      <w:r>
-        <w:rPr>
-          <w:bCs/>
-          <w:b/>
-        </w:rPr>
-        <w:t xml:space="preserve"> </w:t>
-      </w:r>
-      <w:r>
-        <w:t xml:space="preserve">(2019).</w:t>
-      </w:r>
-      <w:r>
-        <w:t xml:space="preserve"> </w:t>
-      </w:r>
-      <w:r>
-        <w:rPr>
-          <w:iCs/>
-          <w:i/>
-        </w:rPr>
-        <w:t xml:space="preserve">Percepción, fiabilidad y otras mentes</w:t>
-      </w:r>
-      <w:r>
-        <w:t xml:space="preserve">. En</w:t>
-      </w:r>
-      <w:r>
-        <w:t xml:space="preserve"> </w:t>
-      </w:r>
-      <w:r>
-        <w:rPr>
-          <w:iCs/>
-          <w:i/>
-        </w:rPr>
-        <w:t xml:space="preserve">Knowing Otre Minds.</w:t>
-      </w:r>
-      <w:r>
-        <w:rPr>
-          <w:iCs/>
-          <w:i/>
-        </w:rPr>
-        <w:t xml:space="preserve"> </w:t>
-      </w:r>
-      <w:r>
-        <w:t xml:space="preserve">Anita Avramidez y Mattew Parrot Editors. UK: Oxford University Press.</w:t>
-      </w:r>
-    </w:p>
-    <w:p>
-      <w:pPr>
-        <w:pStyle w:val="BodyText"/>
+        <w:pStyle w:val="FirstParagraph"/>
       </w:pPr>
       <w:r>
         <w:t xml:space="preserve">P. 109</w:t>
@@ -567,8 +567,8 @@
       </w:r>
       <w:r>
         <w:rPr>
-          <w:bCs/>
-          <w:b/>
+          <w:b/>
+          <w:bCs/>
         </w:rPr>
         <w:t xml:space="preserve">ver epistémico</w:t>
       </w:r>
@@ -580,8 +580,8 @@
       </w:r>
       <w:r>
         <w:rPr>
-          <w:bCs/>
-          <w:b/>
+          <w:b/>
+          <w:bCs/>
         </w:rPr>
         <w:t xml:space="preserve">relato de nuestra vi</w:t>
       </w:r>
@@ -610,11 +610,11 @@
     </w:p>
     <w:p>
       <w:pPr>
+        <w:pStyle w:val="BlockText"/>
         <w:numPr>
           <w:ilvl w:val="0"/>
           <w:numId w:val="1001"/>
         </w:numPr>
-        <w:pStyle w:val="Compact"/>
       </w:pPr>
       <w:r>
         <w:t xml:space="preserve">Si b es P</w:t>
@@ -622,11 +622,11 @@
     </w:p>
     <w:p>
       <w:pPr>
+        <w:pStyle w:val="BlockText"/>
         <w:numPr>
           <w:ilvl w:val="0"/>
           <w:numId w:val="1001"/>
         </w:numPr>
-        <w:pStyle w:val="Compact"/>
       </w:pPr>
       <w:r>
         <w:t xml:space="preserve">S ve (en sentido simple) b</w:t>
@@ -634,11 +634,11 @@
     </w:p>
     <w:p>
       <w:pPr>
+        <w:pStyle w:val="BlockText"/>
         <w:numPr>
           <w:ilvl w:val="0"/>
           <w:numId w:val="1001"/>
         </w:numPr>
-        <w:pStyle w:val="Compact"/>
       </w:pPr>
       <w:r>
         <w:t xml:space="preserve">Las condiciones en las que S ve (en sentido simple)</w:t>
@@ -665,11 +665,11 @@
     </w:p>
     <w:p>
       <w:pPr>
+        <w:pStyle w:val="BlockText"/>
         <w:numPr>
           <w:ilvl w:val="0"/>
           <w:numId w:val="1002"/>
         </w:numPr>
-        <w:pStyle w:val="Compact"/>
       </w:pPr>
       <w:r>
         <w:t xml:space="preserve">S, creyendo que las condiciones son las descritas en (iii), considera b es P</w:t>
@@ -726,19 +726,19 @@
     </w:p>
     <w:p>
       <w:pPr>
-        <w:pStyle w:val="BodyText"/>
-      </w:pPr>
-      <w:r>
-        <w:rPr>
-          <w:bCs/>
-          <w:b/>
+        <w:pStyle w:val="BlockText"/>
+      </w:pPr>
+      <w:r>
+        <w:rPr>
+          <w:b/>
+          <w:bCs/>
         </w:rPr>
         <w:t xml:space="preserve">AVRAMIDEZ, Anita</w:t>
       </w:r>
       <w:r>
         <w:rPr>
-          <w:bCs/>
-          <w:b/>
+          <w:b/>
+          <w:bCs/>
         </w:rPr>
         <w:t xml:space="preserve"> </w:t>
       </w:r>
@@ -750,8 +750,8 @@
       </w:r>
       <w:r>
         <w:rPr>
-          <w:iCs/>
-          <w:i/>
+          <w:i/>
+          <w:iCs/>
         </w:rPr>
         <w:t xml:space="preserve">Percepción, fiabilidad y otras mentes</w:t>
       </w:r>
@@ -763,8 +763,8 @@
       </w:r>
       <w:r>
         <w:rPr>
-          <w:iCs/>
-          <w:i/>
+          <w:i/>
+          <w:iCs/>
         </w:rPr>
         <w:t xml:space="preserve">Knowing Otre Minds.</w:t>
       </w:r>
@@ -777,7 +777,7 @@
     </w:p>
     <w:p>
       <w:pPr>
-        <w:pStyle w:val="BodyText"/>
+        <w:pStyle w:val="FirstParagraph"/>
       </w:pPr>
       <w:r>
         <w:t xml:space="preserve">P. 109</w:t>
@@ -840,19 +840,19 @@
     </w:p>
     <w:p>
       <w:pPr>
-        <w:pStyle w:val="BodyText"/>
-      </w:pPr>
-      <w:r>
-        <w:rPr>
-          <w:bCs/>
-          <w:b/>
+        <w:pStyle w:val="BlockText"/>
+      </w:pPr>
+      <w:r>
+        <w:rPr>
+          <w:b/>
+          <w:bCs/>
         </w:rPr>
         <w:t xml:space="preserve">AVRAMIDEZ, Anita</w:t>
       </w:r>
       <w:r>
         <w:rPr>
-          <w:bCs/>
-          <w:b/>
+          <w:b/>
+          <w:bCs/>
         </w:rPr>
         <w:t xml:space="preserve"> </w:t>
       </w:r>
@@ -864,8 +864,8 @@
       </w:r>
       <w:r>
         <w:rPr>
-          <w:iCs/>
-          <w:i/>
+          <w:i/>
+          <w:iCs/>
         </w:rPr>
         <w:t xml:space="preserve">Percepción, fiabilidad y otras mentes</w:t>
       </w:r>
@@ -877,8 +877,8 @@
       </w:r>
       <w:r>
         <w:rPr>
-          <w:iCs/>
-          <w:i/>
+          <w:i/>
+          <w:iCs/>
         </w:rPr>
         <w:t xml:space="preserve">Knowing Otre Minds.</w:t>
       </w:r>
@@ -891,7 +891,7 @@
     </w:p>
     <w:p>
       <w:pPr>
-        <w:pStyle w:val="BodyText"/>
+        <w:pStyle w:val="FirstParagraph"/>
       </w:pPr>
       <w:r>
         <w:t xml:space="preserve">P. 110</w:t>
@@ -954,19 +954,19 @@
     </w:p>
     <w:p>
       <w:pPr>
-        <w:pStyle w:val="BodyText"/>
-      </w:pPr>
-      <w:r>
-        <w:rPr>
-          <w:bCs/>
-          <w:b/>
+        <w:pStyle w:val="BlockText"/>
+      </w:pPr>
+      <w:r>
+        <w:rPr>
+          <w:b/>
+          <w:bCs/>
         </w:rPr>
         <w:t xml:space="preserve">AVRAMIDEZ, Anita</w:t>
       </w:r>
       <w:r>
         <w:rPr>
-          <w:bCs/>
-          <w:b/>
+          <w:b/>
+          <w:bCs/>
         </w:rPr>
         <w:t xml:space="preserve"> </w:t>
       </w:r>
@@ -978,8 +978,8 @@
       </w:r>
       <w:r>
         <w:rPr>
-          <w:iCs/>
-          <w:i/>
+          <w:i/>
+          <w:iCs/>
         </w:rPr>
         <w:t xml:space="preserve">Percepción, fiabilidad y otras mentes</w:t>
       </w:r>
@@ -991,8 +991,8 @@
       </w:r>
       <w:r>
         <w:rPr>
-          <w:iCs/>
-          <w:i/>
+          <w:i/>
+          <w:iCs/>
         </w:rPr>
         <w:t xml:space="preserve">Knowing Otre Minds.</w:t>
       </w:r>
@@ -1005,7 +1005,7 @@
     </w:p>
     <w:p>
       <w:pPr>
-        <w:pStyle w:val="BodyText"/>
+        <w:pStyle w:val="FirstParagraph"/>
       </w:pPr>
       <w:r>
         <w:t xml:space="preserve">P. 110</w:t>
@@ -1035,19 +1035,19 @@
     </w:p>
     <w:p>
       <w:pPr>
-        <w:pStyle w:val="BodyText"/>
-      </w:pPr>
-      <w:r>
-        <w:rPr>
-          <w:bCs/>
-          <w:b/>
+        <w:pStyle w:val="BlockText"/>
+      </w:pPr>
+      <w:r>
+        <w:rPr>
+          <w:b/>
+          <w:bCs/>
         </w:rPr>
         <w:t xml:space="preserve">AVRAMIDEZ, Anita</w:t>
       </w:r>
       <w:r>
         <w:rPr>
-          <w:bCs/>
-          <w:b/>
+          <w:b/>
+          <w:bCs/>
         </w:rPr>
         <w:t xml:space="preserve"> </w:t>
       </w:r>
@@ -1059,8 +1059,8 @@
       </w:r>
       <w:r>
         <w:rPr>
-          <w:iCs/>
-          <w:i/>
+          <w:i/>
+          <w:iCs/>
         </w:rPr>
         <w:t xml:space="preserve">Percepción, fiabilidad y otras mentes</w:t>
       </w:r>
@@ -1072,8 +1072,8 @@
       </w:r>
       <w:r>
         <w:rPr>
-          <w:iCs/>
-          <w:i/>
+          <w:i/>
+          <w:iCs/>
         </w:rPr>
         <w:t xml:space="preserve">Knowing Otre Minds.</w:t>
       </w:r>
@@ -1086,7 +1086,7 @@
     </w:p>
     <w:p>
       <w:pPr>
-        <w:pStyle w:val="BodyText"/>
+        <w:pStyle w:val="FirstParagraph"/>
       </w:pPr>
       <w:r>
         <w:t xml:space="preserve">P. 111</w:t>
@@ -1173,19 +1173,19 @@
     </w:p>
     <w:p>
       <w:pPr>
-        <w:pStyle w:val="BodyText"/>
-      </w:pPr>
-      <w:r>
-        <w:rPr>
-          <w:bCs/>
-          <w:b/>
+        <w:pStyle w:val="BlockText"/>
+      </w:pPr>
+      <w:r>
+        <w:rPr>
+          <w:b/>
+          <w:bCs/>
         </w:rPr>
         <w:t xml:space="preserve">AVRAMIDEZ, Anita</w:t>
       </w:r>
       <w:r>
         <w:rPr>
-          <w:bCs/>
-          <w:b/>
+          <w:b/>
+          <w:bCs/>
         </w:rPr>
         <w:t xml:space="preserve"> </w:t>
       </w:r>
@@ -1197,8 +1197,8 @@
       </w:r>
       <w:r>
         <w:rPr>
-          <w:iCs/>
-          <w:i/>
+          <w:i/>
+          <w:iCs/>
         </w:rPr>
         <w:t xml:space="preserve">Percepción, fiabilidad y otras mentes</w:t>
       </w:r>
@@ -1210,8 +1210,8 @@
       </w:r>
       <w:r>
         <w:rPr>
-          <w:iCs/>
-          <w:i/>
+          <w:i/>
+          <w:iCs/>
         </w:rPr>
         <w:t xml:space="preserve">Knowing Otre Minds.</w:t>
       </w:r>
@@ -1224,7 +1224,7 @@
     </w:p>
     <w:p>
       <w:pPr>
-        <w:pStyle w:val="BodyText"/>
+        <w:pStyle w:val="FirstParagraph"/>
       </w:pPr>
       <w:r>
         <w:t xml:space="preserve">P. 111</w:t>
@@ -1245,8 +1245,8 @@
       </w:r>
       <w:r>
         <w:rPr>
-          <w:bCs/>
-          <w:b/>
+          <w:b/>
+          <w:bCs/>
         </w:rPr>
         <w:t xml:space="preserve">indicador fiable</w:t>
       </w:r>
@@ -1268,19 +1268,19 @@
     </w:p>
     <w:p>
       <w:pPr>
-        <w:pStyle w:val="BodyText"/>
-      </w:pPr>
-      <w:r>
-        <w:rPr>
-          <w:bCs/>
-          <w:b/>
+        <w:pStyle w:val="BlockText"/>
+      </w:pPr>
+      <w:r>
+        <w:rPr>
+          <w:b/>
+          <w:bCs/>
         </w:rPr>
         <w:t xml:space="preserve">AVRAMIDEZ, Anita</w:t>
       </w:r>
       <w:r>
         <w:rPr>
-          <w:bCs/>
-          <w:b/>
+          <w:b/>
+          <w:bCs/>
         </w:rPr>
         <w:t xml:space="preserve"> </w:t>
       </w:r>
@@ -1292,8 +1292,8 @@
       </w:r>
       <w:r>
         <w:rPr>
-          <w:iCs/>
-          <w:i/>
+          <w:i/>
+          <w:iCs/>
         </w:rPr>
         <w:t xml:space="preserve">Percepción, fiabilidad y otras mentes</w:t>
       </w:r>
@@ -1305,8 +1305,8 @@
       </w:r>
       <w:r>
         <w:rPr>
-          <w:iCs/>
-          <w:i/>
+          <w:i/>
+          <w:iCs/>
         </w:rPr>
         <w:t xml:space="preserve">Knowing Otre Minds.</w:t>
       </w:r>
@@ -1319,7 +1319,7 @@
     </w:p>
     <w:p>
       <w:pPr>
-        <w:pStyle w:val="BodyText"/>
+        <w:pStyle w:val="FirstParagraph"/>
       </w:pPr>
       <w:r>
         <w:t xml:space="preserve">P. 112</w:t>
@@ -1367,19 +1367,19 @@
     </w:p>
     <w:p>
       <w:pPr>
-        <w:pStyle w:val="BodyText"/>
-      </w:pPr>
-      <w:r>
-        <w:rPr>
-          <w:bCs/>
-          <w:b/>
+        <w:pStyle w:val="BlockText"/>
+      </w:pPr>
+      <w:r>
+        <w:rPr>
+          <w:b/>
+          <w:bCs/>
         </w:rPr>
         <w:t xml:space="preserve">AVRAMIDEZ, Anita</w:t>
       </w:r>
       <w:r>
         <w:rPr>
-          <w:bCs/>
-          <w:b/>
+          <w:b/>
+          <w:bCs/>
         </w:rPr>
         <w:t xml:space="preserve"> </w:t>
       </w:r>
@@ -1391,8 +1391,8 @@
       </w:r>
       <w:r>
         <w:rPr>
-          <w:iCs/>
-          <w:i/>
+          <w:i/>
+          <w:iCs/>
         </w:rPr>
         <w:t xml:space="preserve">Percepción, fiabilidad y otras mentes</w:t>
       </w:r>
@@ -1404,8 +1404,8 @@
       </w:r>
       <w:r>
         <w:rPr>
-          <w:iCs/>
-          <w:i/>
+          <w:i/>
+          <w:iCs/>
         </w:rPr>
         <w:t xml:space="preserve">Knowing Otre Minds.</w:t>
       </w:r>
@@ -1418,7 +1418,7 @@
     </w:p>
     <w:p>
       <w:pPr>
-        <w:pStyle w:val="BodyText"/>
+        <w:pStyle w:val="FirstParagraph"/>
       </w:pPr>
       <w:r>
         <w:t xml:space="preserve">P. 112</w:t>
@@ -1446,37 +1446,37 @@
     </w:p>
     <w:p>
       <w:pPr>
-        <w:pStyle w:val="BodyText"/>
-      </w:pPr>
-      <w:r>
-        <w:rPr>
-          <w:bCs/>
-          <w:b/>
+        <w:pStyle w:val="BlockText"/>
+      </w:pPr>
+      <w:r>
+        <w:rPr>
+          <w:b/>
+          <w:bCs/>
         </w:rPr>
         <w:t xml:space="preserve">AVRAMIDEZ, Anita (2019</w:t>
       </w:r>
       <w:r>
         <w:rPr>
-          <w:bCs/>
-          <w:b/>
-          <w:iCs/>
-          <w:i/>
+          <w:b/>
+          <w:bCs/>
+          <w:i/>
+          <w:iCs/>
         </w:rPr>
         <w:t xml:space="preserve">).</w:t>
       </w:r>
       <w:r>
         <w:rPr>
-          <w:bCs/>
-          <w:b/>
-          <w:iCs/>
-          <w:i/>
-        </w:rPr>
-        <w:t xml:space="preserve"> </w:t>
-      </w:r>
-      <w:r>
-        <w:rPr>
-          <w:iCs/>
-          <w:i/>
+          <w:b/>
+          <w:bCs/>
+          <w:i/>
+          <w:iCs/>
+        </w:rPr>
+        <w:t xml:space="preserve"> </w:t>
+      </w:r>
+      <w:r>
+        <w:rPr>
+          <w:i/>
+          <w:iCs/>
         </w:rPr>
         <w:t xml:space="preserve">Percepción, fiabilidad y otras men</w:t>
       </w:r>
@@ -1488,8 +1488,8 @@
       </w:r>
       <w:r>
         <w:rPr>
-          <w:iCs/>
-          <w:i/>
+          <w:i/>
+          <w:iCs/>
         </w:rPr>
         <w:t xml:space="preserve">Knowing Otre Minds.</w:t>
       </w:r>
@@ -1502,7 +1502,7 @@
     </w:p>
     <w:p>
       <w:pPr>
-        <w:pStyle w:val="BodyText"/>
+        <w:pStyle w:val="FirstParagraph"/>
       </w:pPr>
       <w:r>
         <w:t xml:space="preserve">P. 112-113</w:t>
@@ -1521,11 +1521,11 @@
     </w:p>
     <w:p>
       <w:pPr>
+        <w:pStyle w:val="BlockText"/>
         <w:numPr>
           <w:ilvl w:val="0"/>
           <w:numId w:val="1003"/>
         </w:numPr>
-        <w:pStyle w:val="Compact"/>
       </w:pPr>
       <w:r>
         <w:t xml:space="preserve">Es importante para Dretske que lo que S ve es que Otto tiene dolor de cabeza, pero S no ve el dolor de cabeza de Otto.</w:t>
@@ -1533,11 +1533,11 @@
     </w:p>
     <w:p>
       <w:pPr>
+        <w:pStyle w:val="BlockText"/>
         <w:numPr>
           <w:ilvl w:val="0"/>
           <w:numId w:val="1003"/>
         </w:numPr>
-        <w:pStyle w:val="Compact"/>
       </w:pPr>
       <w:r>
         <w:t xml:space="preserve">Dretske afirma que su análisis de la visión epistémica primaria produce el conocimiento de lo que Otto está sintiendo, pero no produce el conocimiento de que Otto no es un zombi.</w:t>
@@ -1577,37 +1577,37 @@
     </w:p>
     <w:p>
       <w:pPr>
-        <w:pStyle w:val="BodyText"/>
-      </w:pPr>
-      <w:r>
-        <w:rPr>
-          <w:bCs/>
-          <w:b/>
+        <w:pStyle w:val="BlockText"/>
+      </w:pPr>
+      <w:r>
+        <w:rPr>
+          <w:b/>
+          <w:bCs/>
         </w:rPr>
         <w:t xml:space="preserve">AVRAMIDEZ, Anita (2019</w:t>
       </w:r>
       <w:r>
         <w:rPr>
-          <w:bCs/>
-          <w:b/>
-          <w:iCs/>
-          <w:i/>
+          <w:b/>
+          <w:bCs/>
+          <w:i/>
+          <w:iCs/>
         </w:rPr>
         <w:t xml:space="preserve">).</w:t>
       </w:r>
       <w:r>
         <w:rPr>
-          <w:bCs/>
-          <w:b/>
-          <w:iCs/>
-          <w:i/>
-        </w:rPr>
-        <w:t xml:space="preserve"> </w:t>
-      </w:r>
-      <w:r>
-        <w:rPr>
-          <w:iCs/>
-          <w:i/>
+          <w:b/>
+          <w:bCs/>
+          <w:i/>
+          <w:iCs/>
+        </w:rPr>
+        <w:t xml:space="preserve"> </w:t>
+      </w:r>
+      <w:r>
+        <w:rPr>
+          <w:i/>
+          <w:iCs/>
         </w:rPr>
         <w:t xml:space="preserve">Percepción, fiabilidad y otras men</w:t>
       </w:r>
@@ -1619,8 +1619,8 @@
       </w:r>
       <w:r>
         <w:rPr>
-          <w:iCs/>
-          <w:i/>
+          <w:i/>
+          <w:iCs/>
         </w:rPr>
         <w:t xml:space="preserve">Knowing Otre Minds.</w:t>
       </w:r>
@@ -1633,7 +1633,7 @@
     </w:p>
     <w:p>
       <w:pPr>
-        <w:pStyle w:val="BodyText"/>
+        <w:pStyle w:val="FirstParagraph"/>
       </w:pPr>
       <w:r>
         <w:t xml:space="preserve">P. 114 La duda cavelliana</w:t>
@@ -1652,37 +1652,37 @@
     </w:p>
     <w:p>
       <w:pPr>
-        <w:pStyle w:val="BodyText"/>
-      </w:pPr>
-      <w:r>
-        <w:rPr>
-          <w:bCs/>
-          <w:b/>
+        <w:pStyle w:val="BlockText"/>
+      </w:pPr>
+      <w:r>
+        <w:rPr>
+          <w:b/>
+          <w:bCs/>
         </w:rPr>
         <w:t xml:space="preserve">AVRAMIDEZ, Anita (2019</w:t>
       </w:r>
       <w:r>
         <w:rPr>
-          <w:bCs/>
-          <w:b/>
-          <w:iCs/>
-          <w:i/>
+          <w:b/>
+          <w:bCs/>
+          <w:i/>
+          <w:iCs/>
         </w:rPr>
         <w:t xml:space="preserve">).</w:t>
       </w:r>
       <w:r>
         <w:rPr>
-          <w:bCs/>
-          <w:b/>
-          <w:iCs/>
-          <w:i/>
-        </w:rPr>
-        <w:t xml:space="preserve"> </w:t>
-      </w:r>
-      <w:r>
-        <w:rPr>
-          <w:iCs/>
-          <w:i/>
+          <w:b/>
+          <w:bCs/>
+          <w:i/>
+          <w:iCs/>
+        </w:rPr>
+        <w:t xml:space="preserve"> </w:t>
+      </w:r>
+      <w:r>
+        <w:rPr>
+          <w:i/>
+          <w:iCs/>
         </w:rPr>
         <w:t xml:space="preserve">Percepción, fiabilidad y otras men</w:t>
       </w:r>
@@ -1694,8 +1694,8 @@
       </w:r>
       <w:r>
         <w:rPr>
-          <w:iCs/>
-          <w:i/>
+          <w:i/>
+          <w:iCs/>
         </w:rPr>
         <w:t xml:space="preserve">Knowing Otre Minds.</w:t>
       </w:r>
@@ -1708,7 +1708,7 @@
     </w:p>
     <w:p>
       <w:pPr>
-        <w:pStyle w:val="BodyText"/>
+        <w:pStyle w:val="FirstParagraph"/>
       </w:pPr>
       <w:r>
         <w:t xml:space="preserve">P. 114</w:t>
@@ -1729,8 +1729,8 @@
       </w:r>
       <w:r>
         <w:rPr>
-          <w:iCs/>
-          <w:i/>
+          <w:i/>
+          <w:iCs/>
         </w:rPr>
         <w:t xml:space="preserve">The Claim of Reason</w:t>
       </w:r>
@@ -1742,8 +1742,8 @@
       </w:r>
       <w:r>
         <w:rPr>
-          <w:bCs/>
-          <w:b/>
+          <w:b/>
+          <w:bCs/>
         </w:rPr>
         <w:t xml:space="preserve">Cavell señala cómo nuestras relaciones con los demás están plagadas de dudas e inseguridad</w:t>
       </w:r>
@@ -1755,8 +1755,8 @@
       </w:r>
       <w:r>
         <w:rPr>
-          <w:bCs/>
-          <w:b/>
+          <w:b/>
+          <w:bCs/>
         </w:rPr>
         <w:t xml:space="preserve">duda escéptica</w:t>
       </w:r>
@@ -1769,37 +1769,37 @@
     </w:p>
     <w:p>
       <w:pPr>
-        <w:pStyle w:val="BodyText"/>
-      </w:pPr>
-      <w:r>
-        <w:rPr>
-          <w:bCs/>
-          <w:b/>
+        <w:pStyle w:val="BlockText"/>
+      </w:pPr>
+      <w:r>
+        <w:rPr>
+          <w:b/>
+          <w:bCs/>
         </w:rPr>
         <w:t xml:space="preserve">AVRAMIDEZ, Anita (2019</w:t>
       </w:r>
       <w:r>
         <w:rPr>
-          <w:bCs/>
-          <w:b/>
-          <w:iCs/>
-          <w:i/>
+          <w:b/>
+          <w:bCs/>
+          <w:i/>
+          <w:iCs/>
         </w:rPr>
         <w:t xml:space="preserve">).</w:t>
       </w:r>
       <w:r>
         <w:rPr>
-          <w:bCs/>
-          <w:b/>
-          <w:iCs/>
-          <w:i/>
-        </w:rPr>
-        <w:t xml:space="preserve"> </w:t>
-      </w:r>
-      <w:r>
-        <w:rPr>
-          <w:iCs/>
-          <w:i/>
+          <w:b/>
+          <w:bCs/>
+          <w:i/>
+          <w:iCs/>
+        </w:rPr>
+        <w:t xml:space="preserve"> </w:t>
+      </w:r>
+      <w:r>
+        <w:rPr>
+          <w:i/>
+          <w:iCs/>
         </w:rPr>
         <w:t xml:space="preserve">Percepción, fiabilidad y otras men</w:t>
       </w:r>
@@ -1811,8 +1811,8 @@
       </w:r>
       <w:r>
         <w:rPr>
-          <w:iCs/>
-          <w:i/>
+          <w:i/>
+          <w:iCs/>
         </w:rPr>
         <w:t xml:space="preserve">Knowing Otre Minds.</w:t>
       </w:r>
@@ -1825,7 +1825,7 @@
     </w:p>
     <w:p>
       <w:pPr>
-        <w:pStyle w:val="BodyText"/>
+        <w:pStyle w:val="FirstParagraph"/>
       </w:pPr>
       <w:r>
         <w:t xml:space="preserve">P. 114</w:t>
@@ -1844,37 +1844,37 @@
     </w:p>
     <w:p>
       <w:pPr>
-        <w:pStyle w:val="BodyText"/>
-      </w:pPr>
-      <w:r>
-        <w:rPr>
-          <w:bCs/>
-          <w:b/>
+        <w:pStyle w:val="BlockText"/>
+      </w:pPr>
+      <w:r>
+        <w:rPr>
+          <w:b/>
+          <w:bCs/>
         </w:rPr>
         <w:t xml:space="preserve">AVRAMIDEZ, Anita (2019</w:t>
       </w:r>
       <w:r>
         <w:rPr>
-          <w:bCs/>
-          <w:b/>
-          <w:iCs/>
-          <w:i/>
+          <w:b/>
+          <w:bCs/>
+          <w:i/>
+          <w:iCs/>
         </w:rPr>
         <w:t xml:space="preserve">).</w:t>
       </w:r>
       <w:r>
         <w:rPr>
-          <w:bCs/>
-          <w:b/>
-          <w:iCs/>
-          <w:i/>
-        </w:rPr>
-        <w:t xml:space="preserve"> </w:t>
-      </w:r>
-      <w:r>
-        <w:rPr>
-          <w:iCs/>
-          <w:i/>
+          <w:b/>
+          <w:bCs/>
+          <w:i/>
+          <w:iCs/>
+        </w:rPr>
+        <w:t xml:space="preserve"> </w:t>
+      </w:r>
+      <w:r>
+        <w:rPr>
+          <w:i/>
+          <w:iCs/>
         </w:rPr>
         <w:t xml:space="preserve">Percepción, fiabilidad y otras men</w:t>
       </w:r>
@@ -1886,8 +1886,8 @@
       </w:r>
       <w:r>
         <w:rPr>
-          <w:iCs/>
-          <w:i/>
+          <w:i/>
+          <w:iCs/>
         </w:rPr>
         <w:t xml:space="preserve">Knowing Otre Minds.</w:t>
       </w:r>
@@ -1900,7 +1900,7 @@
     </w:p>
     <w:p>
       <w:pPr>
-        <w:pStyle w:val="BodyText"/>
+        <w:pStyle w:val="FirstParagraph"/>
       </w:pPr>
       <w:r>
         <w:t xml:space="preserve">P. 115</w:t>
@@ -1919,37 +1919,37 @@
     </w:p>
     <w:p>
       <w:pPr>
-        <w:pStyle w:val="BodyText"/>
-      </w:pPr>
-      <w:r>
-        <w:rPr>
-          <w:bCs/>
-          <w:b/>
+        <w:pStyle w:val="BlockText"/>
+      </w:pPr>
+      <w:r>
+        <w:rPr>
+          <w:b/>
+          <w:bCs/>
         </w:rPr>
         <w:t xml:space="preserve">AVRAMIDEZ, Anita (2019</w:t>
       </w:r>
       <w:r>
         <w:rPr>
-          <w:bCs/>
-          <w:b/>
-          <w:iCs/>
-          <w:i/>
+          <w:b/>
+          <w:bCs/>
+          <w:i/>
+          <w:iCs/>
         </w:rPr>
         <w:t xml:space="preserve">).</w:t>
       </w:r>
       <w:r>
         <w:rPr>
-          <w:bCs/>
-          <w:b/>
-          <w:iCs/>
-          <w:i/>
-        </w:rPr>
-        <w:t xml:space="preserve"> </w:t>
-      </w:r>
-      <w:r>
-        <w:rPr>
-          <w:iCs/>
-          <w:i/>
+          <w:b/>
+          <w:bCs/>
+          <w:i/>
+          <w:iCs/>
+        </w:rPr>
+        <w:t xml:space="preserve"> </w:t>
+      </w:r>
+      <w:r>
+        <w:rPr>
+          <w:i/>
+          <w:iCs/>
         </w:rPr>
         <w:t xml:space="preserve">Percepción, fiabilidad y otras men</w:t>
       </w:r>
@@ -1961,8 +1961,8 @@
       </w:r>
       <w:r>
         <w:rPr>
-          <w:iCs/>
-          <w:i/>
+          <w:i/>
+          <w:iCs/>
         </w:rPr>
         <w:t xml:space="preserve">Knowing Otre Minds.</w:t>
       </w:r>
@@ -1975,7 +1975,7 @@
     </w:p>
     <w:p>
       <w:pPr>
-        <w:pStyle w:val="BodyText"/>
+        <w:pStyle w:val="FirstParagraph"/>
       </w:pPr>
       <w:r>
         <w:t xml:space="preserve">P. 115</w:t>
@@ -1996,8 +1996,8 @@
       </w:r>
       <w:r>
         <w:rPr>
-          <w:bCs/>
-          <w:b/>
+          <w:b/>
+          <w:bCs/>
         </w:rPr>
         <w:t xml:space="preserve">Entiendo lo que McGinn quiere decir es que nuestra decepción con los demás no es la decepción de pensar que pueden ser zombis, sino la descepción que proviene de saber que pueden engañarnos y traicionarnos sobre lo que realmente sienten</w:t>
       </w:r>
@@ -2021,37 +2021,37 @@
     </w:p>
     <w:p>
       <w:pPr>
-        <w:pStyle w:val="BodyText"/>
-      </w:pPr>
-      <w:r>
-        <w:rPr>
-          <w:bCs/>
-          <w:b/>
+        <w:pStyle w:val="BlockText"/>
+      </w:pPr>
+      <w:r>
+        <w:rPr>
+          <w:b/>
+          <w:bCs/>
         </w:rPr>
         <w:t xml:space="preserve">AVRAMIDEZ, Anita (2019</w:t>
       </w:r>
       <w:r>
         <w:rPr>
-          <w:bCs/>
-          <w:b/>
-          <w:iCs/>
-          <w:i/>
+          <w:b/>
+          <w:bCs/>
+          <w:i/>
+          <w:iCs/>
         </w:rPr>
         <w:t xml:space="preserve">).</w:t>
       </w:r>
       <w:r>
         <w:rPr>
-          <w:bCs/>
-          <w:b/>
-          <w:iCs/>
-          <w:i/>
-        </w:rPr>
-        <w:t xml:space="preserve"> </w:t>
-      </w:r>
-      <w:r>
-        <w:rPr>
-          <w:iCs/>
-          <w:i/>
+          <w:b/>
+          <w:bCs/>
+          <w:i/>
+          <w:iCs/>
+        </w:rPr>
+        <w:t xml:space="preserve"> </w:t>
+      </w:r>
+      <w:r>
+        <w:rPr>
+          <w:i/>
+          <w:iCs/>
         </w:rPr>
         <w:t xml:space="preserve">Percepción, fiabilidad y otras men</w:t>
       </w:r>
@@ -2063,8 +2063,8 @@
       </w:r>
       <w:r>
         <w:rPr>
-          <w:iCs/>
-          <w:i/>
+          <w:i/>
+          <w:iCs/>
         </w:rPr>
         <w:t xml:space="preserve">Knowing Otre Minds.</w:t>
       </w:r>
@@ -2077,7 +2077,7 @@
     </w:p>
     <w:p>
       <w:pPr>
-        <w:pStyle w:val="BodyText"/>
+        <w:pStyle w:val="FirstParagraph"/>
       </w:pPr>
       <w:r>
         <w:t xml:space="preserve">P. 115</w:t>
@@ -2098,8 +2098,8 @@
       </w:r>
       <w:r>
         <w:rPr>
-          <w:bCs/>
-          <w:b/>
+          <w:b/>
+          <w:bCs/>
         </w:rPr>
         <w:t xml:space="preserve">Consideremos que no sólo no comprendemos a otra persona cuando oculta sentimientos, sino que con frecuencia tampoco lo hacemos cuando no los oculta, es más, cuando hace todo lo posible por hacerse comprender</w:t>
       </w:r>
@@ -2111,8 +2111,8 @@
       </w:r>
       <w:r>
         <w:rPr>
-          <w:bCs/>
-          <w:b/>
+          <w:b/>
+          <w:bCs/>
         </w:rPr>
         <w:t xml:space="preserve">Propongo</w:t>
       </w:r>
@@ -2124,8 +2124,8 @@
       </w:r>
       <w:r>
         <w:rPr>
-          <w:bCs/>
-          <w:b/>
+          <w:b/>
+          <w:bCs/>
         </w:rPr>
         <w:t xml:space="preserve">cualquier explicación de nuestro conocimiento de la vida mental de otra persona es que sea tal que pueda acomodarse a la duda cavelliana</w:t>
       </w:r>
@@ -2135,37 +2135,37 @@
     </w:p>
     <w:p>
       <w:pPr>
-        <w:pStyle w:val="BodyText"/>
-      </w:pPr>
-      <w:r>
-        <w:rPr>
-          <w:bCs/>
-          <w:b/>
+        <w:pStyle w:val="BlockText"/>
+      </w:pPr>
+      <w:r>
+        <w:rPr>
+          <w:b/>
+          <w:bCs/>
         </w:rPr>
         <w:t xml:space="preserve">AVRAMIDEZ, Anita (2019</w:t>
       </w:r>
       <w:r>
         <w:rPr>
-          <w:bCs/>
-          <w:b/>
-          <w:iCs/>
-          <w:i/>
+          <w:b/>
+          <w:bCs/>
+          <w:i/>
+          <w:iCs/>
         </w:rPr>
         <w:t xml:space="preserve">).</w:t>
       </w:r>
       <w:r>
         <w:rPr>
-          <w:bCs/>
-          <w:b/>
-          <w:iCs/>
-          <w:i/>
-        </w:rPr>
-        <w:t xml:space="preserve"> </w:t>
-      </w:r>
-      <w:r>
-        <w:rPr>
-          <w:iCs/>
-          <w:i/>
+          <w:b/>
+          <w:bCs/>
+          <w:i/>
+          <w:iCs/>
+        </w:rPr>
+        <w:t xml:space="preserve"> </w:t>
+      </w:r>
+      <w:r>
+        <w:rPr>
+          <w:i/>
+          <w:iCs/>
         </w:rPr>
         <w:t xml:space="preserve">Percepción, fiabilidad y otras men</w:t>
       </w:r>
@@ -2177,8 +2177,8 @@
       </w:r>
       <w:r>
         <w:rPr>
-          <w:iCs/>
-          <w:i/>
+          <w:i/>
+          <w:iCs/>
         </w:rPr>
         <w:t xml:space="preserve">Knowing Otre Minds.</w:t>
       </w:r>
@@ -2191,7 +2191,7 @@
     </w:p>
     <w:p>
       <w:pPr>
-        <w:pStyle w:val="BodyText"/>
+        <w:pStyle w:val="FirstParagraph"/>
       </w:pPr>
       <w:r>
         <w:t xml:space="preserve">P. 116 3.</w:t>
@@ -2201,8 +2201,8 @@
       </w:r>
       <w:r>
         <w:rPr>
-          <w:bCs/>
-          <w:b/>
+          <w:b/>
+          <w:bCs/>
         </w:rPr>
         <w:t xml:space="preserve">Evaluar el relato perceptivo de Dretske a la luz de la duda cavelliana</w:t>
       </w:r>
@@ -2232,33 +2232,33 @@
       </w:pPr>
       <w:r>
         <w:rPr>
-          <w:bCs/>
-          <w:b/>
+          <w:b/>
+          <w:bCs/>
         </w:rPr>
         <w:t xml:space="preserve">AVRAMIDEZ, Anita (2019</w:t>
       </w:r>
       <w:r>
         <w:rPr>
-          <w:bCs/>
-          <w:b/>
-          <w:iCs/>
-          <w:i/>
+          <w:b/>
+          <w:bCs/>
+          <w:i/>
+          <w:iCs/>
         </w:rPr>
         <w:t xml:space="preserve">).</w:t>
       </w:r>
       <w:r>
         <w:rPr>
-          <w:bCs/>
-          <w:b/>
-          <w:iCs/>
-          <w:i/>
-        </w:rPr>
-        <w:t xml:space="preserve"> </w:t>
-      </w:r>
-      <w:r>
-        <w:rPr>
-          <w:iCs/>
-          <w:i/>
+          <w:b/>
+          <w:bCs/>
+          <w:i/>
+          <w:iCs/>
+        </w:rPr>
+        <w:t xml:space="preserve"> </w:t>
+      </w:r>
+      <w:r>
+        <w:rPr>
+          <w:i/>
+          <w:iCs/>
         </w:rPr>
         <w:t xml:space="preserve">Percepción, fiabilidad y otras men</w:t>
       </w:r>
@@ -2270,8 +2270,8 @@
       </w:r>
       <w:r>
         <w:rPr>
-          <w:iCs/>
-          <w:i/>
+          <w:i/>
+          <w:iCs/>
         </w:rPr>
         <w:t xml:space="preserve">Knowing Otre Minds.</w:t>
       </w:r>
@@ -2284,19 +2284,19 @@
     </w:p>
     <w:p>
       <w:pPr>
-        <w:pStyle w:val="BodyText"/>
-      </w:pPr>
-      <w:r>
-        <w:rPr>
-          <w:bCs/>
-          <w:b/>
+        <w:pStyle w:val="BlockText"/>
+      </w:pPr>
+      <w:r>
+        <w:rPr>
+          <w:b/>
+          <w:bCs/>
         </w:rPr>
         <w:t xml:space="preserve">P.</w:t>
       </w:r>
       <w:r>
         <w:rPr>
-          <w:bCs/>
-          <w:b/>
+          <w:b/>
+          <w:bCs/>
         </w:rPr>
         <w:t xml:space="preserve"> </w:t>
       </w:r>
@@ -2306,7 +2306,7 @@
     </w:p>
     <w:p>
       <w:pPr>
-        <w:pStyle w:val="BodyText"/>
+        <w:pStyle w:val="BlockText"/>
       </w:pPr>
       <w:r>
         <w:t xml:space="preserve">Volvamos a la analogía con las barras de metal: la idea es que, del mismo modo que concluyo que la barra de metal está caliente viéndola brillar del modo característico del metal caliente, puedo ver que Tom está enfadado viendo su aspecto, que es característico de ... Aquí podríamos hacer una pausa y considerar cómo deberíamos completar esta frase. En el caso de una persona, Tom, parece haber alternativas para completar la frase:</w:t>
@@ -2314,7 +2314,7 @@
     </w:p>
     <w:p>
       <w:pPr>
-        <w:pStyle w:val="BodyText"/>
+        <w:pStyle w:val="BlockText"/>
       </w:pPr>
       <w:r>
         <w:t xml:space="preserve">(a) ... Puedo ver que Tom, está enfadado por su aspecto, que es característico de las personas que están enfadadas.</w:t>
@@ -2322,7 +2322,7 @@
     </w:p>
     <w:p>
       <w:pPr>
-        <w:pStyle w:val="BodyText"/>
+        <w:pStyle w:val="BlockText"/>
       </w:pPr>
       <w:r>
         <w:t xml:space="preserve">(b) ... Veo que Tom está enfadado por su aspecto, que es caracterísitico de Tom cuando está enfadado.</w:t>
@@ -2330,7 +2330,7 @@
     </w:p>
     <w:p>
       <w:pPr>
-        <w:pStyle w:val="BodyText"/>
+        <w:pStyle w:val="BlockText"/>
       </w:pPr>
       <w:r>
         <w:t xml:space="preserve">El hecho de que aquí tengamos estas alternativas para completar la frase refleja una diferencia con el caso de la barra de metal. En el caso de la barra de metal, no necesitamos considerar una distinción como la que se refleja en (a) y (b). Sin embargo, en el caso de las personas y su ira, Dretske considera que esta distinción es importante-</w:t>
@@ -2353,19 +2353,19 @@
     </w:p>
     <w:p>
       <w:pPr>
-        <w:pStyle w:val="BodyText"/>
-      </w:pPr>
-      <w:r>
-        <w:rPr>
-          <w:bCs/>
-          <w:b/>
+        <w:pStyle w:val="BlockText"/>
+      </w:pPr>
+      <w:r>
+        <w:rPr>
+          <w:b/>
+          <w:bCs/>
         </w:rPr>
         <w:t xml:space="preserve">AVRAMIDEZ, Anita</w:t>
       </w:r>
       <w:r>
         <w:rPr>
-          <w:bCs/>
-          <w:b/>
+          <w:b/>
+          <w:bCs/>
         </w:rPr>
         <w:t xml:space="preserve"> </w:t>
       </w:r>
@@ -2377,8 +2377,8 @@
       </w:r>
       <w:r>
         <w:rPr>
-          <w:iCs/>
-          <w:i/>
+          <w:i/>
+          <w:iCs/>
         </w:rPr>
         <w:t xml:space="preserve">Percepción, fiabilidad y otras mentes</w:t>
       </w:r>
@@ -2390,15 +2390,15 @@
       </w:r>
       <w:r>
         <w:rPr>
-          <w:iCs/>
-          <w:i/>
+          <w:i/>
+          <w:iCs/>
         </w:rPr>
         <w:t xml:space="preserve">Knowing Otre Minds.</w:t>
       </w:r>
       <w:r>
         <w:rPr>
-          <w:iCs/>
-          <w:i/>
+          <w:i/>
+          <w:iCs/>
         </w:rPr>
         <w:t xml:space="preserve"> </w:t>
       </w:r>
@@ -2408,7 +2408,7 @@
     </w:p>
     <w:p>
       <w:pPr>
-        <w:pStyle w:val="BodyText"/>
+        <w:pStyle w:val="FirstParagraph"/>
       </w:pPr>
       <w:r>
         <w:t xml:space="preserve">P. 117</w:t>
@@ -2457,19 +2457,19 @@
     </w:p>
     <w:p>
       <w:pPr>
-        <w:pStyle w:val="BodyText"/>
-      </w:pPr>
-      <w:r>
-        <w:rPr>
-          <w:bCs/>
-          <w:b/>
+        <w:pStyle w:val="BlockText"/>
+      </w:pPr>
+      <w:r>
+        <w:rPr>
+          <w:b/>
+          <w:bCs/>
         </w:rPr>
         <w:t xml:space="preserve">AVRAMIDEZ, Anita</w:t>
       </w:r>
       <w:r>
         <w:rPr>
-          <w:bCs/>
-          <w:b/>
+          <w:b/>
+          <w:bCs/>
         </w:rPr>
         <w:t xml:space="preserve"> </w:t>
       </w:r>
@@ -2481,8 +2481,8 @@
       </w:r>
       <w:r>
         <w:rPr>
-          <w:iCs/>
-          <w:i/>
+          <w:i/>
+          <w:iCs/>
         </w:rPr>
         <w:t xml:space="preserve">Percepción, fiabilidad y otras mentes</w:t>
       </w:r>
@@ -2494,15 +2494,15 @@
       </w:r>
       <w:r>
         <w:rPr>
-          <w:iCs/>
-          <w:i/>
+          <w:i/>
+          <w:iCs/>
         </w:rPr>
         <w:t xml:space="preserve">Knowing Otre Minds.</w:t>
       </w:r>
       <w:r>
         <w:rPr>
-          <w:iCs/>
-          <w:i/>
+          <w:i/>
+          <w:iCs/>
         </w:rPr>
         <w:t xml:space="preserve"> </w:t>
       </w:r>
@@ -2512,7 +2512,7 @@
     </w:p>
     <w:p>
       <w:pPr>
-        <w:pStyle w:val="BodyText"/>
+        <w:pStyle w:val="FirstParagraph"/>
       </w:pPr>
       <w:r>
         <w:t xml:space="preserve">P. 117-118</w:t>
@@ -2533,8 +2533,8 @@
       </w:r>
       <w:r>
         <w:rPr>
-          <w:bCs/>
-          <w:b/>
+          <w:b/>
+          <w:bCs/>
         </w:rPr>
         <w:t xml:space="preserve">especialismo</w:t>
       </w:r>
@@ -2547,19 +2547,19 @@
     </w:p>
     <w:p>
       <w:pPr>
-        <w:pStyle w:val="BodyText"/>
-      </w:pPr>
-      <w:r>
-        <w:rPr>
-          <w:bCs/>
-          <w:b/>
+        <w:pStyle w:val="BlockText"/>
+      </w:pPr>
+      <w:r>
+        <w:rPr>
+          <w:b/>
+          <w:bCs/>
         </w:rPr>
         <w:t xml:space="preserve">AVRAMIDEZ, Anita</w:t>
       </w:r>
       <w:r>
         <w:rPr>
-          <w:bCs/>
-          <w:b/>
+          <w:b/>
+          <w:bCs/>
         </w:rPr>
         <w:t xml:space="preserve"> </w:t>
       </w:r>
@@ -2571,8 +2571,8 @@
       </w:r>
       <w:r>
         <w:rPr>
-          <w:iCs/>
-          <w:i/>
+          <w:i/>
+          <w:iCs/>
         </w:rPr>
         <w:t xml:space="preserve">Percepción, fiabilidad y otras mentes</w:t>
       </w:r>
@@ -2584,15 +2584,15 @@
       </w:r>
       <w:r>
         <w:rPr>
-          <w:iCs/>
-          <w:i/>
+          <w:i/>
+          <w:iCs/>
         </w:rPr>
         <w:t xml:space="preserve">Knowing Otre Minds.</w:t>
       </w:r>
       <w:r>
         <w:rPr>
-          <w:iCs/>
-          <w:i/>
+          <w:i/>
+          <w:iCs/>
         </w:rPr>
         <w:t xml:space="preserve"> </w:t>
       </w:r>
@@ -2602,7 +2602,7 @@
     </w:p>
     <w:p>
       <w:pPr>
-        <w:pStyle w:val="BodyText"/>
+        <w:pStyle w:val="FirstParagraph"/>
       </w:pPr>
       <w:r>
         <w:t xml:space="preserve">P. 118</w:t>
@@ -2638,19 +2638,19 @@
     </w:p>
     <w:p>
       <w:pPr>
-        <w:pStyle w:val="BodyText"/>
-      </w:pPr>
-      <w:r>
-        <w:rPr>
-          <w:bCs/>
-          <w:b/>
+        <w:pStyle w:val="BlockText"/>
+      </w:pPr>
+      <w:r>
+        <w:rPr>
+          <w:b/>
+          <w:bCs/>
         </w:rPr>
         <w:t xml:space="preserve">AVRAMIDEZ, Anita</w:t>
       </w:r>
       <w:r>
         <w:rPr>
-          <w:bCs/>
-          <w:b/>
+          <w:b/>
+          <w:bCs/>
         </w:rPr>
         <w:t xml:space="preserve"> </w:t>
       </w:r>
@@ -2662,8 +2662,8 @@
       </w:r>
       <w:r>
         <w:rPr>
-          <w:iCs/>
-          <w:i/>
+          <w:i/>
+          <w:iCs/>
         </w:rPr>
         <w:t xml:space="preserve">Percepción, fiabilidad y otras mentes</w:t>
       </w:r>
@@ -2675,15 +2675,15 @@
       </w:r>
       <w:r>
         <w:rPr>
-          <w:iCs/>
-          <w:i/>
+          <w:i/>
+          <w:iCs/>
         </w:rPr>
         <w:t xml:space="preserve">Knowing Otre Minds.</w:t>
       </w:r>
       <w:r>
         <w:rPr>
-          <w:iCs/>
-          <w:i/>
+          <w:i/>
+          <w:iCs/>
         </w:rPr>
         <w:t xml:space="preserve"> </w:t>
       </w:r>
@@ -2693,7 +2693,7 @@
     </w:p>
     <w:p>
       <w:pPr>
-        <w:pStyle w:val="BodyText"/>
+        <w:pStyle w:val="FirstParagraph"/>
       </w:pPr>
       <w:r>
         <w:t xml:space="preserve">P. 118</w:t>
@@ -2714,8 +2714,8 @@
       </w:r>
       <w:r>
         <w:rPr>
-          <w:bCs/>
-          <w:b/>
+          <w:b/>
+          <w:bCs/>
         </w:rPr>
         <w:t xml:space="preserve">conocimiento especialmente íntimo</w:t>
       </w:r>
@@ -2734,37 +2734,37 @@
     </w:p>
     <w:p>
       <w:pPr>
-        <w:pStyle w:val="BodyText"/>
-      </w:pPr>
-      <w:r>
-        <w:rPr>
-          <w:bCs/>
-          <w:b/>
+        <w:pStyle w:val="BlockText"/>
+      </w:pPr>
+      <w:r>
+        <w:rPr>
+          <w:b/>
+          <w:bCs/>
         </w:rPr>
         <w:t xml:space="preserve">AVRAMIDEZ, Anita (2019</w:t>
       </w:r>
       <w:r>
         <w:rPr>
-          <w:bCs/>
-          <w:b/>
-          <w:iCs/>
-          <w:i/>
+          <w:b/>
+          <w:bCs/>
+          <w:i/>
+          <w:iCs/>
         </w:rPr>
         <w:t xml:space="preserve">).</w:t>
       </w:r>
       <w:r>
         <w:rPr>
-          <w:bCs/>
-          <w:b/>
-          <w:iCs/>
-          <w:i/>
-        </w:rPr>
-        <w:t xml:space="preserve"> </w:t>
-      </w:r>
-      <w:r>
-        <w:rPr>
-          <w:iCs/>
-          <w:i/>
+          <w:b/>
+          <w:bCs/>
+          <w:i/>
+          <w:iCs/>
+        </w:rPr>
+        <w:t xml:space="preserve"> </w:t>
+      </w:r>
+      <w:r>
+        <w:rPr>
+          <w:i/>
+          <w:iCs/>
         </w:rPr>
         <w:t xml:space="preserve">Percepción, fiabilidad y otras men</w:t>
       </w:r>
@@ -2776,8 +2776,8 @@
       </w:r>
       <w:r>
         <w:rPr>
-          <w:iCs/>
-          <w:i/>
+          <w:i/>
+          <w:iCs/>
         </w:rPr>
         <w:t xml:space="preserve">Knowing Otre Minds.</w:t>
       </w:r>
@@ -2790,7 +2790,7 @@
     </w:p>
     <w:p>
       <w:pPr>
-        <w:pStyle w:val="BodyText"/>
+        <w:pStyle w:val="FirstParagraph"/>
       </w:pPr>
       <w:r>
         <w:t xml:space="preserve">P. 119</w:t>
@@ -2820,37 +2820,37 @@
     </w:p>
     <w:p>
       <w:pPr>
-        <w:pStyle w:val="BodyText"/>
-      </w:pPr>
-      <w:r>
-        <w:rPr>
-          <w:bCs/>
-          <w:b/>
+        <w:pStyle w:val="BlockText"/>
+      </w:pPr>
+      <w:r>
+        <w:rPr>
+          <w:b/>
+          <w:bCs/>
         </w:rPr>
         <w:t xml:space="preserve">AVRAMIDEZ, Anita (2019</w:t>
       </w:r>
       <w:r>
         <w:rPr>
-          <w:bCs/>
-          <w:b/>
-          <w:iCs/>
-          <w:i/>
+          <w:b/>
+          <w:bCs/>
+          <w:i/>
+          <w:iCs/>
         </w:rPr>
         <w:t xml:space="preserve">).</w:t>
       </w:r>
       <w:r>
         <w:rPr>
-          <w:bCs/>
-          <w:b/>
-          <w:iCs/>
-          <w:i/>
-        </w:rPr>
-        <w:t xml:space="preserve"> </w:t>
-      </w:r>
-      <w:r>
-        <w:rPr>
-          <w:iCs/>
-          <w:i/>
+          <w:b/>
+          <w:bCs/>
+          <w:i/>
+          <w:iCs/>
+        </w:rPr>
+        <w:t xml:space="preserve"> </w:t>
+      </w:r>
+      <w:r>
+        <w:rPr>
+          <w:i/>
+          <w:iCs/>
         </w:rPr>
         <w:t xml:space="preserve">Percepción, fiabilidad y otras men</w:t>
       </w:r>
@@ -2862,8 +2862,8 @@
       </w:r>
       <w:r>
         <w:rPr>
-          <w:iCs/>
-          <w:i/>
+          <w:i/>
+          <w:iCs/>
         </w:rPr>
         <w:t xml:space="preserve">Knowing Otre Minds.</w:t>
       </w:r>
@@ -2876,7 +2876,7 @@
     </w:p>
     <w:p>
       <w:pPr>
-        <w:pStyle w:val="BodyText"/>
+        <w:pStyle w:val="FirstParagraph"/>
       </w:pPr>
       <w:r>
         <w:t xml:space="preserve">P. 119</w:t>
@@ -2910,37 +2910,37 @@
     </w:p>
     <w:p>
       <w:pPr>
-        <w:pStyle w:val="BodyText"/>
-      </w:pPr>
-      <w:r>
-        <w:rPr>
-          <w:bCs/>
-          <w:b/>
+        <w:pStyle w:val="BlockText"/>
+      </w:pPr>
+      <w:r>
+        <w:rPr>
+          <w:b/>
+          <w:bCs/>
         </w:rPr>
         <w:t xml:space="preserve">AVRAMIDEZ, Anita (2019</w:t>
       </w:r>
       <w:r>
         <w:rPr>
-          <w:bCs/>
-          <w:b/>
-          <w:iCs/>
-          <w:i/>
+          <w:b/>
+          <w:bCs/>
+          <w:i/>
+          <w:iCs/>
         </w:rPr>
         <w:t xml:space="preserve">).</w:t>
       </w:r>
       <w:r>
         <w:rPr>
-          <w:bCs/>
-          <w:b/>
-          <w:iCs/>
-          <w:i/>
-        </w:rPr>
-        <w:t xml:space="preserve"> </w:t>
-      </w:r>
-      <w:r>
-        <w:rPr>
-          <w:iCs/>
-          <w:i/>
+          <w:b/>
+          <w:bCs/>
+          <w:i/>
+          <w:iCs/>
+        </w:rPr>
+        <w:t xml:space="preserve"> </w:t>
+      </w:r>
+      <w:r>
+        <w:rPr>
+          <w:i/>
+          <w:iCs/>
         </w:rPr>
         <w:t xml:space="preserve">Percepción, fiabilidad y otras men</w:t>
       </w:r>
@@ -2952,8 +2952,8 @@
       </w:r>
       <w:r>
         <w:rPr>
-          <w:iCs/>
-          <w:i/>
+          <w:i/>
+          <w:iCs/>
         </w:rPr>
         <w:t xml:space="preserve">Knowing Otre Minds.</w:t>
       </w:r>
@@ -2966,7 +2966,7 @@
     </w:p>
     <w:p>
       <w:pPr>
-        <w:pStyle w:val="BodyText"/>
+        <w:pStyle w:val="FirstParagraph"/>
       </w:pPr>
       <w:r>
         <w:t xml:space="preserve">P. 120</w:t>
@@ -2996,37 +2996,37 @@
     </w:p>
     <w:p>
       <w:pPr>
-        <w:pStyle w:val="BodyText"/>
-      </w:pPr>
-      <w:r>
-        <w:rPr>
-          <w:bCs/>
-          <w:b/>
+        <w:pStyle w:val="BlockText"/>
+      </w:pPr>
+      <w:r>
+        <w:rPr>
+          <w:b/>
+          <w:bCs/>
         </w:rPr>
         <w:t xml:space="preserve">AVRAMIDEZ, Anita (2019</w:t>
       </w:r>
       <w:r>
         <w:rPr>
-          <w:bCs/>
-          <w:b/>
-          <w:iCs/>
-          <w:i/>
+          <w:b/>
+          <w:bCs/>
+          <w:i/>
+          <w:iCs/>
         </w:rPr>
         <w:t xml:space="preserve">).</w:t>
       </w:r>
       <w:r>
         <w:rPr>
-          <w:bCs/>
-          <w:b/>
-          <w:iCs/>
-          <w:i/>
-        </w:rPr>
-        <w:t xml:space="preserve"> </w:t>
-      </w:r>
-      <w:r>
-        <w:rPr>
-          <w:iCs/>
-          <w:i/>
+          <w:b/>
+          <w:bCs/>
+          <w:i/>
+          <w:iCs/>
+        </w:rPr>
+        <w:t xml:space="preserve"> </w:t>
+      </w:r>
+      <w:r>
+        <w:rPr>
+          <w:i/>
+          <w:iCs/>
         </w:rPr>
         <w:t xml:space="preserve">Percepción, fiabilidad y otras men</w:t>
       </w:r>
@@ -3038,8 +3038,8 @@
       </w:r>
       <w:r>
         <w:rPr>
-          <w:iCs/>
-          <w:i/>
+          <w:i/>
+          <w:iCs/>
         </w:rPr>
         <w:t xml:space="preserve">Knowing Otre Minds.</w:t>
       </w:r>
@@ -3052,7 +3052,7 @@
     </w:p>
     <w:p>
       <w:pPr>
-        <w:pStyle w:val="BodyText"/>
+        <w:pStyle w:val="FirstParagraph"/>
       </w:pPr>
       <w:r>
         <w:t xml:space="preserve">P. 121</w:t>
@@ -3079,37 +3079,37 @@
     </w:p>
     <w:p>
       <w:pPr>
-        <w:pStyle w:val="BodyText"/>
-      </w:pPr>
-      <w:r>
-        <w:rPr>
-          <w:bCs/>
-          <w:b/>
+        <w:pStyle w:val="BlockText"/>
+      </w:pPr>
+      <w:r>
+        <w:rPr>
+          <w:b/>
+          <w:bCs/>
         </w:rPr>
         <w:t xml:space="preserve">AVRAMIDEZ, Anita (2019</w:t>
       </w:r>
       <w:r>
         <w:rPr>
-          <w:bCs/>
-          <w:b/>
-          <w:iCs/>
-          <w:i/>
+          <w:b/>
+          <w:bCs/>
+          <w:i/>
+          <w:iCs/>
         </w:rPr>
         <w:t xml:space="preserve">).</w:t>
       </w:r>
       <w:r>
         <w:rPr>
-          <w:bCs/>
-          <w:b/>
-          <w:iCs/>
-          <w:i/>
-        </w:rPr>
-        <w:t xml:space="preserve"> </w:t>
-      </w:r>
-      <w:r>
-        <w:rPr>
-          <w:iCs/>
-          <w:i/>
+          <w:b/>
+          <w:bCs/>
+          <w:i/>
+          <w:iCs/>
+        </w:rPr>
+        <w:t xml:space="preserve"> </w:t>
+      </w:r>
+      <w:r>
+        <w:rPr>
+          <w:i/>
+          <w:iCs/>
         </w:rPr>
         <w:t xml:space="preserve">Percepción, fiabilidad y otras men</w:t>
       </w:r>
@@ -3121,8 +3121,8 @@
       </w:r>
       <w:r>
         <w:rPr>
-          <w:iCs/>
-          <w:i/>
+          <w:i/>
+          <w:iCs/>
         </w:rPr>
         <w:t xml:space="preserve">Knowing Otre Minds.</w:t>
       </w:r>
@@ -3135,7 +3135,7 @@
     </w:p>
     <w:p>
       <w:pPr>
-        <w:pStyle w:val="BodyText"/>
+        <w:pStyle w:val="FirstParagraph"/>
       </w:pPr>
       <w:r>
         <w:t xml:space="preserve">P. 121</w:t>
@@ -3186,37 +3186,37 @@
     </w:p>
     <w:p>
       <w:pPr>
-        <w:pStyle w:val="BodyText"/>
-      </w:pPr>
-      <w:r>
-        <w:rPr>
-          <w:bCs/>
-          <w:b/>
+        <w:pStyle w:val="BlockText"/>
+      </w:pPr>
+      <w:r>
+        <w:rPr>
+          <w:b/>
+          <w:bCs/>
         </w:rPr>
         <w:t xml:space="preserve">AVRAMIDEZ, Anita (2019</w:t>
       </w:r>
       <w:r>
         <w:rPr>
-          <w:bCs/>
-          <w:b/>
-          <w:iCs/>
-          <w:i/>
+          <w:b/>
+          <w:bCs/>
+          <w:i/>
+          <w:iCs/>
         </w:rPr>
         <w:t xml:space="preserve">).</w:t>
       </w:r>
       <w:r>
         <w:rPr>
-          <w:bCs/>
-          <w:b/>
-          <w:iCs/>
-          <w:i/>
-        </w:rPr>
-        <w:t xml:space="preserve"> </w:t>
-      </w:r>
-      <w:r>
-        <w:rPr>
-          <w:iCs/>
-          <w:i/>
+          <w:b/>
+          <w:bCs/>
+          <w:i/>
+          <w:iCs/>
+        </w:rPr>
+        <w:t xml:space="preserve"> </w:t>
+      </w:r>
+      <w:r>
+        <w:rPr>
+          <w:i/>
+          <w:iCs/>
         </w:rPr>
         <w:t xml:space="preserve">Percepción, fiabilidad y otras men</w:t>
       </w:r>
@@ -3228,8 +3228,8 @@
       </w:r>
       <w:r>
         <w:rPr>
-          <w:iCs/>
-          <w:i/>
+          <w:i/>
+          <w:iCs/>
         </w:rPr>
         <w:t xml:space="preserve">Knowing Otre Minds.</w:t>
       </w:r>
@@ -3242,7 +3242,7 @@
     </w:p>
     <w:p>
       <w:pPr>
-        <w:pStyle w:val="BodyText"/>
+        <w:pStyle w:val="FirstParagraph"/>
       </w:pPr>
       <w:r>
         <w:t xml:space="preserve">P. 121</w:t>
@@ -3261,37 +3261,37 @@
     </w:p>
     <w:p>
       <w:pPr>
-        <w:pStyle w:val="BodyText"/>
-      </w:pPr>
-      <w:r>
-        <w:rPr>
-          <w:bCs/>
-          <w:b/>
+        <w:pStyle w:val="BlockText"/>
+      </w:pPr>
+      <w:r>
+        <w:rPr>
+          <w:b/>
+          <w:bCs/>
         </w:rPr>
         <w:t xml:space="preserve">AVRAMIDEZ, Anita (2019</w:t>
       </w:r>
       <w:r>
         <w:rPr>
-          <w:bCs/>
-          <w:b/>
-          <w:iCs/>
-          <w:i/>
+          <w:b/>
+          <w:bCs/>
+          <w:i/>
+          <w:iCs/>
         </w:rPr>
         <w:t xml:space="preserve">).</w:t>
       </w:r>
       <w:r>
         <w:rPr>
-          <w:bCs/>
-          <w:b/>
-          <w:iCs/>
-          <w:i/>
-        </w:rPr>
-        <w:t xml:space="preserve"> </w:t>
-      </w:r>
-      <w:r>
-        <w:rPr>
-          <w:iCs/>
-          <w:i/>
+          <w:b/>
+          <w:bCs/>
+          <w:i/>
+          <w:iCs/>
+        </w:rPr>
+        <w:t xml:space="preserve"> </w:t>
+      </w:r>
+      <w:r>
+        <w:rPr>
+          <w:i/>
+          <w:iCs/>
         </w:rPr>
         <w:t xml:space="preserve">Percepción, fiabilidad y otras men</w:t>
       </w:r>
@@ -3303,8 +3303,8 @@
       </w:r>
       <w:r>
         <w:rPr>
-          <w:iCs/>
-          <w:i/>
+          <w:i/>
+          <w:iCs/>
         </w:rPr>
         <w:t xml:space="preserve">Knowing Otre Minds.</w:t>
       </w:r>
@@ -3317,7 +3317,7 @@
     </w:p>
     <w:p>
       <w:pPr>
-        <w:pStyle w:val="BodyText"/>
+        <w:pStyle w:val="FirstParagraph"/>
       </w:pPr>
       <w:r>
         <w:t xml:space="preserve">P. 122</w:t>
@@ -3339,37 +3339,37 @@
     </w:p>
     <w:p>
       <w:pPr>
-        <w:pStyle w:val="BodyText"/>
-      </w:pPr>
-      <w:r>
-        <w:rPr>
-          <w:bCs/>
-          <w:b/>
+        <w:pStyle w:val="BlockText"/>
+      </w:pPr>
+      <w:r>
+        <w:rPr>
+          <w:b/>
+          <w:bCs/>
         </w:rPr>
         <w:t xml:space="preserve">AVRAMIDEZ, Anita (2019</w:t>
       </w:r>
       <w:r>
         <w:rPr>
-          <w:bCs/>
-          <w:b/>
-          <w:iCs/>
-          <w:i/>
+          <w:b/>
+          <w:bCs/>
+          <w:i/>
+          <w:iCs/>
         </w:rPr>
         <w:t xml:space="preserve">).</w:t>
       </w:r>
       <w:r>
         <w:rPr>
-          <w:bCs/>
-          <w:b/>
-          <w:iCs/>
-          <w:i/>
-        </w:rPr>
-        <w:t xml:space="preserve"> </w:t>
-      </w:r>
-      <w:r>
-        <w:rPr>
-          <w:iCs/>
-          <w:i/>
+          <w:b/>
+          <w:bCs/>
+          <w:i/>
+          <w:iCs/>
+        </w:rPr>
+        <w:t xml:space="preserve"> </w:t>
+      </w:r>
+      <w:r>
+        <w:rPr>
+          <w:i/>
+          <w:iCs/>
         </w:rPr>
         <w:t xml:space="preserve">Percepción, fiabilidad y otras men</w:t>
       </w:r>
@@ -3381,8 +3381,8 @@
       </w:r>
       <w:r>
         <w:rPr>
-          <w:iCs/>
-          <w:i/>
+          <w:i/>
+          <w:iCs/>
         </w:rPr>
         <w:t xml:space="preserve">Knowing Otre Minds.</w:t>
       </w:r>
@@ -3395,7 +3395,7 @@
     </w:p>
     <w:p>
       <w:pPr>
-        <w:pStyle w:val="BodyText"/>
+        <w:pStyle w:val="FirstParagraph"/>
       </w:pPr>
       <w:r>
         <w:t xml:space="preserve">P. 122</w:t>
@@ -3414,37 +3414,37 @@
     </w:p>
     <w:p>
       <w:pPr>
-        <w:pStyle w:val="BodyText"/>
-      </w:pPr>
-      <w:r>
-        <w:rPr>
-          <w:bCs/>
-          <w:b/>
+        <w:pStyle w:val="BlockText"/>
+      </w:pPr>
+      <w:r>
+        <w:rPr>
+          <w:b/>
+          <w:bCs/>
         </w:rPr>
         <w:t xml:space="preserve">AVRAMIDEZ, Anita (2019</w:t>
       </w:r>
       <w:r>
         <w:rPr>
-          <w:bCs/>
-          <w:b/>
-          <w:iCs/>
-          <w:i/>
+          <w:b/>
+          <w:bCs/>
+          <w:i/>
+          <w:iCs/>
         </w:rPr>
         <w:t xml:space="preserve">).</w:t>
       </w:r>
       <w:r>
         <w:rPr>
-          <w:bCs/>
-          <w:b/>
-          <w:iCs/>
-          <w:i/>
-        </w:rPr>
-        <w:t xml:space="preserve"> </w:t>
-      </w:r>
-      <w:r>
-        <w:rPr>
-          <w:iCs/>
-          <w:i/>
+          <w:b/>
+          <w:bCs/>
+          <w:i/>
+          <w:iCs/>
+        </w:rPr>
+        <w:t xml:space="preserve"> </w:t>
+      </w:r>
+      <w:r>
+        <w:rPr>
+          <w:i/>
+          <w:iCs/>
         </w:rPr>
         <w:t xml:space="preserve">Percepción, fiabilidad y otras men</w:t>
       </w:r>
@@ -3456,8 +3456,8 @@
       </w:r>
       <w:r>
         <w:rPr>
-          <w:iCs/>
-          <w:i/>
+          <w:i/>
+          <w:iCs/>
         </w:rPr>
         <w:t xml:space="preserve">Knowing Otre Minds.</w:t>
       </w:r>
@@ -3470,7 +3470,7 @@
     </w:p>
     <w:p>
       <w:pPr>
-        <w:pStyle w:val="BodyText"/>
+        <w:pStyle w:val="FirstParagraph"/>
       </w:pPr>
       <w:r>
         <w:t xml:space="preserve">P. 122</w:t>
@@ -3489,37 +3489,37 @@
     </w:p>
     <w:p>
       <w:pPr>
-        <w:pStyle w:val="BodyText"/>
-      </w:pPr>
-      <w:r>
-        <w:rPr>
-          <w:bCs/>
-          <w:b/>
+        <w:pStyle w:val="BlockText"/>
+      </w:pPr>
+      <w:r>
+        <w:rPr>
+          <w:b/>
+          <w:bCs/>
         </w:rPr>
         <w:t xml:space="preserve">AVRAMIDEZ, Anita (2019</w:t>
       </w:r>
       <w:r>
         <w:rPr>
-          <w:bCs/>
-          <w:b/>
-          <w:iCs/>
-          <w:i/>
+          <w:b/>
+          <w:bCs/>
+          <w:i/>
+          <w:iCs/>
         </w:rPr>
         <w:t xml:space="preserve">).</w:t>
       </w:r>
       <w:r>
         <w:rPr>
-          <w:bCs/>
-          <w:b/>
-          <w:iCs/>
-          <w:i/>
-        </w:rPr>
-        <w:t xml:space="preserve"> </w:t>
-      </w:r>
-      <w:r>
-        <w:rPr>
-          <w:iCs/>
-          <w:i/>
+          <w:b/>
+          <w:bCs/>
+          <w:i/>
+          <w:iCs/>
+        </w:rPr>
+        <w:t xml:space="preserve"> </w:t>
+      </w:r>
+      <w:r>
+        <w:rPr>
+          <w:i/>
+          <w:iCs/>
         </w:rPr>
         <w:t xml:space="preserve">Percepción, fiabilidad y otras men</w:t>
       </w:r>
@@ -3531,8 +3531,8 @@
       </w:r>
       <w:r>
         <w:rPr>
-          <w:iCs/>
-          <w:i/>
+          <w:i/>
+          <w:iCs/>
         </w:rPr>
         <w:t xml:space="preserve">Knowing Otre Minds.</w:t>
       </w:r>
@@ -3545,7 +3545,7 @@
     </w:p>
     <w:p>
       <w:pPr>
-        <w:pStyle w:val="BodyText"/>
+        <w:pStyle w:val="FirstParagraph"/>
       </w:pPr>
       <w:r>
         <w:t xml:space="preserve">P. 123</w:t>
@@ -3576,37 +3576,37 @@
     </w:p>
     <w:p>
       <w:pPr>
-        <w:pStyle w:val="BodyText"/>
-      </w:pPr>
-      <w:r>
-        <w:rPr>
-          <w:bCs/>
-          <w:b/>
+        <w:pStyle w:val="BlockText"/>
+      </w:pPr>
+      <w:r>
+        <w:rPr>
+          <w:b/>
+          <w:bCs/>
         </w:rPr>
         <w:t xml:space="preserve">AVRAMIDEZ, Anita (2019</w:t>
       </w:r>
       <w:r>
         <w:rPr>
-          <w:bCs/>
-          <w:b/>
-          <w:iCs/>
-          <w:i/>
+          <w:b/>
+          <w:bCs/>
+          <w:i/>
+          <w:iCs/>
         </w:rPr>
         <w:t xml:space="preserve">).</w:t>
       </w:r>
       <w:r>
         <w:rPr>
-          <w:bCs/>
-          <w:b/>
-          <w:iCs/>
-          <w:i/>
-        </w:rPr>
-        <w:t xml:space="preserve"> </w:t>
-      </w:r>
-      <w:r>
-        <w:rPr>
-          <w:iCs/>
-          <w:i/>
+          <w:b/>
+          <w:bCs/>
+          <w:i/>
+          <w:iCs/>
+        </w:rPr>
+        <w:t xml:space="preserve"> </w:t>
+      </w:r>
+      <w:r>
+        <w:rPr>
+          <w:i/>
+          <w:iCs/>
         </w:rPr>
         <w:t xml:space="preserve">Percepción, fiabilidad y otras men</w:t>
       </w:r>
@@ -3618,8 +3618,8 @@
       </w:r>
       <w:r>
         <w:rPr>
-          <w:iCs/>
-          <w:i/>
+          <w:i/>
+          <w:iCs/>
         </w:rPr>
         <w:t xml:space="preserve">Knowing Otre Minds.</w:t>
       </w:r>
@@ -3632,7 +3632,7 @@
     </w:p>
     <w:p>
       <w:pPr>
-        <w:pStyle w:val="BodyText"/>
+        <w:pStyle w:val="FirstParagraph"/>
       </w:pPr>
       <w:r>
         <w:t xml:space="preserve">P. 123</w:t>
@@ -3650,15 +3650,15 @@
       </w:r>
       <w:r>
         <w:rPr>
-          <w:bCs/>
-          <w:b/>
-        </w:rPr>
-        <w:t xml:space="preserve"> </w:t>
-      </w:r>
-      <w:r>
-        <w:rPr>
-          <w:bCs/>
-          <w:b/>
+          <w:b/>
+          <w:bCs/>
+        </w:rPr>
+        <w:t xml:space="preserve"> </w:t>
+      </w:r>
+      <w:r>
+        <w:rPr>
+          <w:b/>
+          <w:bCs/>
         </w:rPr>
         <w:t xml:space="preserve">el comportamiento de uno es indicador fiable de su vida mental es errónea</w:t>
       </w:r>
@@ -3668,37 +3668,37 @@
     </w:p>
     <w:p>
       <w:pPr>
-        <w:pStyle w:val="BodyText"/>
-      </w:pPr>
-      <w:r>
-        <w:rPr>
-          <w:bCs/>
-          <w:b/>
+        <w:pStyle w:val="BlockText"/>
+      </w:pPr>
+      <w:r>
+        <w:rPr>
+          <w:b/>
+          <w:bCs/>
         </w:rPr>
         <w:t xml:space="preserve">AVRAMIDEZ, Anita (2019</w:t>
       </w:r>
       <w:r>
         <w:rPr>
-          <w:bCs/>
-          <w:b/>
-          <w:iCs/>
-          <w:i/>
+          <w:b/>
+          <w:bCs/>
+          <w:i/>
+          <w:iCs/>
         </w:rPr>
         <w:t xml:space="preserve">).</w:t>
       </w:r>
       <w:r>
         <w:rPr>
-          <w:bCs/>
-          <w:b/>
-          <w:iCs/>
-          <w:i/>
-        </w:rPr>
-        <w:t xml:space="preserve"> </w:t>
-      </w:r>
-      <w:r>
-        <w:rPr>
-          <w:iCs/>
-          <w:i/>
+          <w:b/>
+          <w:bCs/>
+          <w:i/>
+          <w:iCs/>
+        </w:rPr>
+        <w:t xml:space="preserve"> </w:t>
+      </w:r>
+      <w:r>
+        <w:rPr>
+          <w:i/>
+          <w:iCs/>
         </w:rPr>
         <w:t xml:space="preserve">Percepción, fiabilidad y otras men</w:t>
       </w:r>
@@ -3710,8 +3710,8 @@
       </w:r>
       <w:r>
         <w:rPr>
-          <w:iCs/>
-          <w:i/>
+          <w:i/>
+          <w:iCs/>
         </w:rPr>
         <w:t xml:space="preserve">Knowing Otre Minds.</w:t>
       </w:r>
@@ -3724,7 +3724,7 @@
     </w:p>
     <w:p>
       <w:pPr>
-        <w:pStyle w:val="BodyText"/>
+        <w:pStyle w:val="FirstParagraph"/>
       </w:pPr>
       <w:r>
         <w:t xml:space="preserve">P. 124</w:t>
@@ -3745,8 +3745,8 @@
       </w:r>
       <w:r>
         <w:rPr>
-          <w:bCs/>
-          <w:b/>
+          <w:b/>
+          <w:bCs/>
         </w:rPr>
         <w:t xml:space="preserve">fingimiento-actuación</w:t>
       </w:r>
@@ -3793,37 +3793,37 @@
     </w:p>
     <w:p>
       <w:pPr>
-        <w:pStyle w:val="BodyText"/>
-      </w:pPr>
-      <w:r>
-        <w:rPr>
-          <w:bCs/>
-          <w:b/>
+        <w:pStyle w:val="BlockText"/>
+      </w:pPr>
+      <w:r>
+        <w:rPr>
+          <w:b/>
+          <w:bCs/>
         </w:rPr>
         <w:t xml:space="preserve">AVRAMIDEZ, Anita (2019</w:t>
       </w:r>
       <w:r>
         <w:rPr>
-          <w:bCs/>
-          <w:b/>
-          <w:iCs/>
-          <w:i/>
+          <w:b/>
+          <w:bCs/>
+          <w:i/>
+          <w:iCs/>
         </w:rPr>
         <w:t xml:space="preserve">).</w:t>
       </w:r>
       <w:r>
         <w:rPr>
-          <w:bCs/>
-          <w:b/>
-          <w:iCs/>
-          <w:i/>
-        </w:rPr>
-        <w:t xml:space="preserve"> </w:t>
-      </w:r>
-      <w:r>
-        <w:rPr>
-          <w:iCs/>
-          <w:i/>
+          <w:b/>
+          <w:bCs/>
+          <w:i/>
+          <w:iCs/>
+        </w:rPr>
+        <w:t xml:space="preserve"> </w:t>
+      </w:r>
+      <w:r>
+        <w:rPr>
+          <w:i/>
+          <w:iCs/>
         </w:rPr>
         <w:t xml:space="preserve">Percepción, fiabilidad y otras men</w:t>
       </w:r>
@@ -3835,8 +3835,8 @@
       </w:r>
       <w:r>
         <w:rPr>
-          <w:iCs/>
-          <w:i/>
+          <w:i/>
+          <w:iCs/>
         </w:rPr>
         <w:t xml:space="preserve">Knowing Otre Minds.</w:t>
       </w:r>
@@ -3849,7 +3849,7 @@
     </w:p>
     <w:p>
       <w:pPr>
-        <w:pStyle w:val="BodyText"/>
+        <w:pStyle w:val="FirstParagraph"/>
       </w:pPr>
       <w:r>
         <w:t xml:space="preserve">P. 124</w:t>
@@ -3885,37 +3885,37 @@
     </w:p>
     <w:p>
       <w:pPr>
-        <w:pStyle w:val="BodyText"/>
-      </w:pPr>
-      <w:r>
-        <w:rPr>
-          <w:bCs/>
-          <w:b/>
+        <w:pStyle w:val="BlockText"/>
+      </w:pPr>
+      <w:r>
+        <w:rPr>
+          <w:b/>
+          <w:bCs/>
         </w:rPr>
         <w:t xml:space="preserve">AVRAMIDEZ, Anita (2019</w:t>
       </w:r>
       <w:r>
         <w:rPr>
-          <w:bCs/>
-          <w:b/>
-          <w:iCs/>
-          <w:i/>
+          <w:b/>
+          <w:bCs/>
+          <w:i/>
+          <w:iCs/>
         </w:rPr>
         <w:t xml:space="preserve">).</w:t>
       </w:r>
       <w:r>
         <w:rPr>
-          <w:bCs/>
-          <w:b/>
-          <w:iCs/>
-          <w:i/>
-        </w:rPr>
-        <w:t xml:space="preserve"> </w:t>
-      </w:r>
-      <w:r>
-        <w:rPr>
-          <w:iCs/>
-          <w:i/>
+          <w:b/>
+          <w:bCs/>
+          <w:i/>
+          <w:iCs/>
+        </w:rPr>
+        <w:t xml:space="preserve"> </w:t>
+      </w:r>
+      <w:r>
+        <w:rPr>
+          <w:i/>
+          <w:iCs/>
         </w:rPr>
         <w:t xml:space="preserve">Percepción, fiabilidad y otras men</w:t>
       </w:r>
@@ -3927,8 +3927,8 @@
       </w:r>
       <w:r>
         <w:rPr>
-          <w:iCs/>
-          <w:i/>
+          <w:i/>
+          <w:iCs/>
         </w:rPr>
         <w:t xml:space="preserve">Knowing Otre Minds.</w:t>
       </w:r>
@@ -3941,7 +3941,7 @@
     </w:p>
     <w:p>
       <w:pPr>
-        <w:pStyle w:val="BodyText"/>
+        <w:pStyle w:val="FirstParagraph"/>
       </w:pPr>
       <w:r>
         <w:t xml:space="preserve">P. 124</w:t>
@@ -3986,37 +3986,37 @@
     </w:p>
     <w:p>
       <w:pPr>
-        <w:pStyle w:val="BodyText"/>
-      </w:pPr>
-      <w:r>
-        <w:rPr>
-          <w:bCs/>
-          <w:b/>
+        <w:pStyle w:val="BlockText"/>
+      </w:pPr>
+      <w:r>
+        <w:rPr>
+          <w:b/>
+          <w:bCs/>
         </w:rPr>
         <w:t xml:space="preserve">AVRAMIDEZ, Anita (2019</w:t>
       </w:r>
       <w:r>
         <w:rPr>
-          <w:bCs/>
-          <w:b/>
-          <w:iCs/>
-          <w:i/>
+          <w:b/>
+          <w:bCs/>
+          <w:i/>
+          <w:iCs/>
         </w:rPr>
         <w:t xml:space="preserve">).</w:t>
       </w:r>
       <w:r>
         <w:rPr>
-          <w:bCs/>
-          <w:b/>
-          <w:iCs/>
-          <w:i/>
-        </w:rPr>
-        <w:t xml:space="preserve"> </w:t>
-      </w:r>
-      <w:r>
-        <w:rPr>
-          <w:iCs/>
-          <w:i/>
+          <w:b/>
+          <w:bCs/>
+          <w:i/>
+          <w:iCs/>
+        </w:rPr>
+        <w:t xml:space="preserve"> </w:t>
+      </w:r>
+      <w:r>
+        <w:rPr>
+          <w:i/>
+          <w:iCs/>
         </w:rPr>
         <w:t xml:space="preserve">Percepción, fiabilidad y otras men</w:t>
       </w:r>
@@ -4028,8 +4028,8 @@
       </w:r>
       <w:r>
         <w:rPr>
-          <w:iCs/>
-          <w:i/>
+          <w:i/>
+          <w:iCs/>
         </w:rPr>
         <w:t xml:space="preserve">Knowing Otre Minds.</w:t>
       </w:r>
@@ -4042,7 +4042,7 @@
     </w:p>
     <w:p>
       <w:pPr>
-        <w:pStyle w:val="BodyText"/>
+        <w:pStyle w:val="FirstParagraph"/>
       </w:pPr>
       <w:r>
         <w:t xml:space="preserve">P. 125</w:t>
@@ -4065,33 +4065,33 @@
       </w:pPr>
       <w:r>
         <w:rPr>
-          <w:bCs/>
-          <w:b/>
+          <w:b/>
+          <w:bCs/>
         </w:rPr>
         <w:t xml:space="preserve">AVRAMIDEZ, Anita (2019</w:t>
       </w:r>
       <w:r>
         <w:rPr>
-          <w:bCs/>
-          <w:b/>
-          <w:iCs/>
-          <w:i/>
+          <w:b/>
+          <w:bCs/>
+          <w:i/>
+          <w:iCs/>
         </w:rPr>
         <w:t xml:space="preserve">).</w:t>
       </w:r>
       <w:r>
         <w:rPr>
-          <w:bCs/>
-          <w:b/>
-          <w:iCs/>
-          <w:i/>
-        </w:rPr>
-        <w:t xml:space="preserve"> </w:t>
-      </w:r>
-      <w:r>
-        <w:rPr>
-          <w:iCs/>
-          <w:i/>
+          <w:b/>
+          <w:bCs/>
+          <w:i/>
+          <w:iCs/>
+        </w:rPr>
+        <w:t xml:space="preserve"> </w:t>
+      </w:r>
+      <w:r>
+        <w:rPr>
+          <w:i/>
+          <w:iCs/>
         </w:rPr>
         <w:t xml:space="preserve">Percepción, fiabilidad y otras men</w:t>
       </w:r>
@@ -4103,8 +4103,8 @@
       </w:r>
       <w:r>
         <w:rPr>
-          <w:iCs/>
-          <w:i/>
+          <w:i/>
+          <w:iCs/>
         </w:rPr>
         <w:t xml:space="preserve">Knowing Otre Minds.</w:t>
       </w:r>
@@ -4153,37 +4153,37 @@
     </w:p>
     <w:p>
       <w:pPr>
-        <w:pStyle w:val="BodyText"/>
-      </w:pPr>
-      <w:r>
-        <w:rPr>
-          <w:bCs/>
-          <w:b/>
+        <w:pStyle w:val="BlockText"/>
+      </w:pPr>
+      <w:r>
+        <w:rPr>
+          <w:b/>
+          <w:bCs/>
         </w:rPr>
         <w:t xml:space="preserve">AVRAMIDEZ, Anita (2019</w:t>
       </w:r>
       <w:r>
         <w:rPr>
-          <w:bCs/>
-          <w:b/>
-          <w:iCs/>
-          <w:i/>
+          <w:b/>
+          <w:bCs/>
+          <w:i/>
+          <w:iCs/>
         </w:rPr>
         <w:t xml:space="preserve">).</w:t>
       </w:r>
       <w:r>
         <w:rPr>
-          <w:bCs/>
-          <w:b/>
-          <w:iCs/>
-          <w:i/>
-        </w:rPr>
-        <w:t xml:space="preserve"> </w:t>
-      </w:r>
-      <w:r>
-        <w:rPr>
-          <w:iCs/>
-          <w:i/>
+          <w:b/>
+          <w:bCs/>
+          <w:i/>
+          <w:iCs/>
+        </w:rPr>
+        <w:t xml:space="preserve"> </w:t>
+      </w:r>
+      <w:r>
+        <w:rPr>
+          <w:i/>
+          <w:iCs/>
         </w:rPr>
         <w:t xml:space="preserve">Percepción, fiabilidad y otras men</w:t>
       </w:r>
@@ -4195,8 +4195,8 @@
       </w:r>
       <w:r>
         <w:rPr>
-          <w:iCs/>
-          <w:i/>
+          <w:i/>
+          <w:iCs/>
         </w:rPr>
         <w:t xml:space="preserve">Knowing Otre Minds.</w:t>
       </w:r>
@@ -4209,7 +4209,7 @@
     </w:p>
     <w:p>
       <w:pPr>
-        <w:pStyle w:val="BodyText"/>
+        <w:pStyle w:val="FirstParagraph"/>
       </w:pPr>
       <w:r>
         <w:t xml:space="preserve">NOTAS</w:t>
@@ -4369,37 +4369,37 @@
     </w:p>
     <w:p>
       <w:pPr>
-        <w:pStyle w:val="BodyText"/>
-      </w:pPr>
-      <w:r>
-        <w:rPr>
-          <w:bCs/>
-          <w:b/>
+        <w:pStyle w:val="BlockText"/>
+      </w:pPr>
+      <w:r>
+        <w:rPr>
+          <w:b/>
+          <w:bCs/>
         </w:rPr>
         <w:t xml:space="preserve">AVRAMIDEZ, Anita (2019</w:t>
       </w:r>
       <w:r>
         <w:rPr>
-          <w:bCs/>
-          <w:b/>
-          <w:iCs/>
-          <w:i/>
+          <w:b/>
+          <w:bCs/>
+          <w:i/>
+          <w:iCs/>
         </w:rPr>
         <w:t xml:space="preserve">).</w:t>
       </w:r>
       <w:r>
         <w:rPr>
-          <w:bCs/>
-          <w:b/>
-          <w:iCs/>
-          <w:i/>
-        </w:rPr>
-        <w:t xml:space="preserve"> </w:t>
-      </w:r>
-      <w:r>
-        <w:rPr>
-          <w:iCs/>
-          <w:i/>
+          <w:b/>
+          <w:bCs/>
+          <w:i/>
+          <w:iCs/>
+        </w:rPr>
+        <w:t xml:space="preserve"> </w:t>
+      </w:r>
+      <w:r>
+        <w:rPr>
+          <w:i/>
+          <w:iCs/>
         </w:rPr>
         <w:t xml:space="preserve">Percepción, fiabilidad y otras men</w:t>
       </w:r>
@@ -4411,8 +4411,8 @@
       </w:r>
       <w:r>
         <w:rPr>
-          <w:iCs/>
-          <w:i/>
+          <w:i/>
+          <w:iCs/>
         </w:rPr>
         <w:t xml:space="preserve">Knowing Otre Minds.</w:t>
       </w:r>
@@ -4425,7 +4425,7 @@
     </w:p>
     <w:p>
       <w:pPr>
-        <w:pStyle w:val="BodyText"/>
+        <w:pStyle w:val="FirstParagraph"/>
       </w:pPr>
       <w:r>
         <w:t xml:space="preserve">20. Con respecto al mundo externo, Dretske escribe: "Puedo ver que hay galletas en el tarro, pero no puedo ver que exista un mundo externo". Traducido al caso del escepticismo de otras mentes, tenemos: "Puedo ver que a Otto le duele la cabeza, pero no puedo ver que el solipsismo es falso". El punto de Dretske es que mientras hay una manera de saber que hay galletas en el tarro y que Otto tiene dolor (puedo ver que estas cosas son así), no hay manera de saber que hay un mundo externo o que el solipsismo es falso.</w:t>
@@ -4562,37 +4562,37 @@
     </w:p>
     <w:p>
       <w:pPr>
-        <w:pStyle w:val="BodyText"/>
-      </w:pPr>
-      <w:r>
-        <w:rPr>
-          <w:bCs/>
-          <w:b/>
+        <w:pStyle w:val="BlockText"/>
+      </w:pPr>
+      <w:r>
+        <w:rPr>
+          <w:b/>
+          <w:bCs/>
         </w:rPr>
         <w:t xml:space="preserve">AVRAMIDEZ, Anita (2019</w:t>
       </w:r>
       <w:r>
         <w:rPr>
-          <w:bCs/>
-          <w:b/>
-          <w:iCs/>
-          <w:i/>
+          <w:b/>
+          <w:bCs/>
+          <w:i/>
+          <w:iCs/>
         </w:rPr>
         <w:t xml:space="preserve">).</w:t>
       </w:r>
       <w:r>
         <w:rPr>
-          <w:bCs/>
-          <w:b/>
-          <w:iCs/>
-          <w:i/>
-        </w:rPr>
-        <w:t xml:space="preserve"> </w:t>
-      </w:r>
-      <w:r>
-        <w:rPr>
-          <w:iCs/>
-          <w:i/>
+          <w:b/>
+          <w:bCs/>
+          <w:i/>
+          <w:iCs/>
+        </w:rPr>
+        <w:t xml:space="preserve"> </w:t>
+      </w:r>
+      <w:r>
+        <w:rPr>
+          <w:i/>
+          <w:iCs/>
         </w:rPr>
         <w:t xml:space="preserve">Percepción, fiabilidad y otras men</w:t>
       </w:r>
@@ -4604,8 +4604,8 @@
       </w:r>
       <w:r>
         <w:rPr>
-          <w:iCs/>
-          <w:i/>
+          <w:i/>
+          <w:iCs/>
         </w:rPr>
         <w:t xml:space="preserve">Knowing Otre Minds.</w:t>
       </w:r>
@@ -4618,7 +4618,7 @@
     </w:p>
     <w:p>
       <w:pPr>
-        <w:pStyle w:val="BodyText"/>
+        <w:pStyle w:val="FirstParagraph"/>
       </w:pPr>
       <w:r>
         <w:t xml:space="preserve">Este archive está hecho con fines didácticos. Es la traducción del artículo de Anita Avramidez y fue publicado según se indica en la fuente de cada ficha.</w:t>
@@ -4636,8 +4636,8 @@
       </w:r>
       <w:r>
         <w:rPr>
-          <w:iCs/>
-          <w:i/>
+          <w:i/>
+          <w:iCs/>
         </w:rPr>
         <w:t xml:space="preserve">Cómo hacer cosas con las palabras</w:t>
       </w:r>
@@ -4649,8 +4649,8 @@
       </w:r>
       <w:r>
         <w:rPr>
-          <w:iCs/>
-          <w:i/>
+          <w:i/>
+          <w:iCs/>
         </w:rPr>
         <w:t xml:space="preserve">verdad</w:t>
       </w:r>
@@ -4665,8 +4665,8 @@
       </w:r>
       <w:r>
         <w:rPr>
-          <w:iCs/>
-          <w:i/>
+          <w:i/>
+          <w:iCs/>
         </w:rPr>
         <w:t xml:space="preserve">condición de felicidad</w:t>
       </w:r>
@@ -4708,7 +4708,7 @@
 <file path=word/numbering.xml><?xml version="1.0" encoding="utf-8"?>
 <w:numbering xmlns:w="http://schemas.openxmlformats.org/wordprocessingml/2006/main">
   <w:abstractNum w:abstractNumId="990">
-    <w:nsid w:val="A990"/>
+    <w:nsid w:val="0000A990"/>
     <w:multiLevelType w:val="multilevel"/>
     <w:lvl w:ilvl="0">
       <w:numFmt w:val="bullet"/>
@@ -4784,7 +4784,7 @@
     </w:lvl>
   </w:abstractNum>
   <w:abstractNum w:abstractNumId="99501">
-    <w:nsid w:val="A99501"/>
+    <w:nsid w:val="00A99501"/>
     <w:multiLevelType w:val="multilevel"/>
     <w:lvl w:ilvl="0">
       <w:start w:val="1"/>
@@ -4860,6 +4860,91 @@
     </w:lvl>
     <w:lvl w:ilvl="8">
       <w:start w:val="1"/>
+      <w:numFmt w:val="lowerRoman"/>
+      <w:lvlText w:val="%9."/>
+      <w:lvlJc w:val="left"/>
+      <w:pPr>
+        <w:ind w:left="6480" w:hanging="480"/>
+      </w:pPr>
+    </w:lvl>
+  </w:abstractNum>
+  <w:abstractNum w:abstractNumId="99504">
+    <w:nsid w:val="00A99504"/>
+    <w:multiLevelType w:val="multilevel"/>
+    <w:lvl w:ilvl="0">
+      <w:start w:val="4"/>
+      <w:numFmt w:val="lowerRoman"/>
+      <w:lvlText w:val="%1."/>
+      <w:lvlJc w:val="left"/>
+      <w:pPr>
+        <w:ind w:left="720" w:hanging="480"/>
+      </w:pPr>
+    </w:lvl>
+    <w:lvl w:ilvl="1">
+      <w:start w:val="4"/>
+      <w:numFmt w:val="lowerRoman"/>
+      <w:lvlText w:val="%2."/>
+      <w:lvlJc w:val="left"/>
+      <w:pPr>
+        <w:ind w:left="1440" w:hanging="480"/>
+      </w:pPr>
+    </w:lvl>
+    <w:lvl w:ilvl="2">
+      <w:start w:val="4"/>
+      <w:numFmt w:val="lowerRoman"/>
+      <w:lvlText w:val="%3."/>
+      <w:lvlJc w:val="left"/>
+      <w:pPr>
+        <w:ind w:left="2160" w:hanging="480"/>
+      </w:pPr>
+    </w:lvl>
+    <w:lvl w:ilvl="3">
+      <w:start w:val="4"/>
+      <w:numFmt w:val="lowerRoman"/>
+      <w:lvlText w:val="%4."/>
+      <w:lvlJc w:val="left"/>
+      <w:pPr>
+        <w:ind w:left="2880" w:hanging="480"/>
+      </w:pPr>
+    </w:lvl>
+    <w:lvl w:ilvl="4">
+      <w:start w:val="4"/>
+      <w:numFmt w:val="lowerRoman"/>
+      <w:lvlText w:val="%5."/>
+      <w:lvlJc w:val="left"/>
+      <w:pPr>
+        <w:ind w:left="3600" w:hanging="480"/>
+      </w:pPr>
+    </w:lvl>
+    <w:lvl w:ilvl="5">
+      <w:start w:val="4"/>
+      <w:numFmt w:val="lowerRoman"/>
+      <w:lvlText w:val="%6."/>
+      <w:lvlJc w:val="left"/>
+      <w:pPr>
+        <w:ind w:left="4320" w:hanging="480"/>
+      </w:pPr>
+    </w:lvl>
+    <w:lvl w:ilvl="6">
+      <w:start w:val="4"/>
+      <w:numFmt w:val="lowerRoman"/>
+      <w:lvlText w:val="%7."/>
+      <w:lvlJc w:val="left"/>
+      <w:pPr>
+        <w:ind w:left="5040" w:hanging="480"/>
+      </w:pPr>
+    </w:lvl>
+    <w:lvl w:ilvl="7">
+      <w:start w:val="4"/>
+      <w:numFmt w:val="lowerRoman"/>
+      <w:lvlText w:val="%8."/>
+      <w:lvlJc w:val="left"/>
+      <w:pPr>
+        <w:ind w:left="5760" w:hanging="480"/>
+      </w:pPr>
+    </w:lvl>
+    <w:lvl w:ilvl="8">
+      <w:start w:val="4"/>
       <w:numFmt w:val="lowerRoman"/>
       <w:lvlText w:val="%9."/>
       <w:lvlJc w:val="left"/>
@@ -4902,33 +4987,33 @@
     </w:lvlOverride>
   </w:num>
   <w:num w:numId="1002">
-    <w:abstractNumId w:val="99501"/>
+    <w:abstractNumId w:val="99504"/>
     <w:lvlOverride w:ilvl="0">
-      <w:startOverride w:val="1"/>
+      <w:startOverride w:val="4"/>
     </w:lvlOverride>
     <w:lvlOverride w:ilvl="1">
-      <w:startOverride w:val="1"/>
+      <w:startOverride w:val="4"/>
     </w:lvlOverride>
     <w:lvlOverride w:ilvl="2">
-      <w:startOverride w:val="1"/>
+      <w:startOverride w:val="4"/>
     </w:lvlOverride>
     <w:lvlOverride w:ilvl="3">
-      <w:startOverride w:val="1"/>
+      <w:startOverride w:val="4"/>
     </w:lvlOverride>
     <w:lvlOverride w:ilvl="4">
-      <w:startOverride w:val="1"/>
+      <w:startOverride w:val="4"/>
     </w:lvlOverride>
     <w:lvlOverride w:ilvl="5">
-      <w:startOverride w:val="1"/>
+      <w:startOverride w:val="4"/>
     </w:lvlOverride>
     <w:lvlOverride w:ilvl="6">
-      <w:startOverride w:val="1"/>
+      <w:startOverride w:val="4"/>
     </w:lvlOverride>
     <w:lvlOverride w:ilvl="7">
-      <w:startOverride w:val="1"/>
+      <w:startOverride w:val="4"/>
     </w:lvlOverride>
     <w:lvlOverride w:ilvl="8">
-      <w:startOverride w:val="1"/>
+      <w:startOverride w:val="4"/>
     </w:lvlOverride>
   </w:num>
   <w:num w:numId="1003">
@@ -4990,10 +5075,10 @@
     <w:name w:val="Body Text"/>
     <w:basedOn w:val="Normal"/>
     <w:link w:val="BodyTextChar"/>
+    <w:qFormat/>
     <w:pPr>
       <w:spacing w:after="180" w:before="180"/>
     </w:pPr>
-    <w:qFormat/>
   </w:style>
   <w:style w:customStyle="1" w:styleId="FirstParagraph" w:type="paragraph">
     <w:name w:val="First Paragraph"/>
@@ -5065,6 +5150,24 @@
       <w:jc w:val="center"/>
     </w:pPr>
   </w:style>
+  <w:style w:customStyle="1" w:styleId="AbstractTitle" w:type="paragraph">
+    <w:name w:val="Abstract Title"/>
+    <w:basedOn w:val="Normal"/>
+    <w:next w:val="Abstract"/>
+    <w:qFormat/>
+    <w:pPr>
+      <w:keepNext/>
+      <w:keepLines/>
+      <w:spacing w:after="0" w:before="300"/>
+      <w:jc w:val="center"/>
+    </w:pPr>
+    <w:rPr>
+      <w:b/>
+      <w:color w:val="345A8A"/>
+      <w:sz w:val="20"/>
+      <w:szCs w:val="20"/>
+    </w:rPr>
+  </w:style>
   <w:style w:customStyle="1" w:styleId="Abstract" w:type="paragraph">
     <w:name w:val="Abstract"/>
     <w:basedOn w:val="Normal"/>
@@ -5073,7 +5176,7 @@
     <w:pPr>
       <w:keepNext/>
       <w:keepLines/>
-      <w:spacing w:after="300" w:before="300"/>
+      <w:spacing w:after="300" w:before="100"/>
     </w:pPr>
     <w:rPr>
       <w:sz w:val="20"/>
@@ -5168,8 +5271,8 @@
     </w:pPr>
     <w:rPr>
       <w:rFonts w:asciiTheme="majorHAnsi" w:cstheme="majorBidi" w:eastAsiaTheme="majorEastAsia" w:hAnsiTheme="majorHAnsi"/>
+      <w:bCs/>
       <w:i/>
-      <w:bCs/>
       <w:color w:themeColor="accent1" w:val="4F81BD"/>
       <w:sz w:val="24"/>
       <w:szCs w:val="24"/>
@@ -5295,6 +5398,18 @@
     <w:uiPriority w:val="9"/>
     <w:unhideWhenUsed/>
     <w:qFormat/>
+  </w:style>
+  <w:style w:styleId="FootnoteBlockText" w:type="paragraph">
+    <w:name w:val="Footnote Block Text"/>
+    <w:basedOn w:val="Footnote Text"/>
+    <w:next w:val="Footnote Text"/>
+    <w:uiPriority w:val="9"/>
+    <w:unhideWhenUsed/>
+    <w:qFormat/>
+    <w:pPr>
+      <w:spacing w:after="100" w:before="100"/>
+      <w:ind w:firstLine="0" w:left="480" w:right="480"/>
+    </w:pPr>
   </w:style>
   <w:style w:default="1" w:styleId="DefaultParagraphFont" w:type="character">
     <w:name w:val="Default Paragraph Font"/>
@@ -5325,10 +5440,10 @@
         <w:jc w:val="left"/>
       </w:trPr>
       <w:tcPr>
-        <w:vAlign w:val="bottom"/>
         <w:tcBorders>
           <w:bottom w:val="single"/>
         </w:tcBorders>
+        <w:vAlign w:val="bottom"/>
       </w:tcPr>
     </w:tblStylePr>
   </w:style>
@@ -5443,8 +5558,8 @@
     <w:name w:val="KeywordTok"/>
     <w:basedOn w:val="VerbatimChar"/>
     <w:rPr>
+      <w:b/>
       <w:color w:val="007020"/>
-      <w:b/>
     </w:rPr>
   </w:style>
   <w:style w:type="character" w:customStyle="1" w:styleId="DataTypeTok">
@@ -5521,42 +5636,42 @@
     <w:name w:val="ImportTok"/>
     <w:basedOn w:val="VerbatimChar"/>
     <w:rPr>
+      <w:b/>
       <w:color w:val="008000"/>
-      <w:b/>
     </w:rPr>
   </w:style>
   <w:style w:type="character" w:customStyle="1" w:styleId="CommentTok">
     <w:name w:val="CommentTok"/>
     <w:basedOn w:val="VerbatimChar"/>
     <w:rPr>
+      <w:i/>
       <w:color w:val="60a0b0"/>
-      <w:i/>
     </w:rPr>
   </w:style>
   <w:style w:type="character" w:customStyle="1" w:styleId="DocumentationTok">
     <w:name w:val="DocumentationTok"/>
     <w:basedOn w:val="VerbatimChar"/>
     <w:rPr>
+      <w:i/>
       <w:color w:val="ba2121"/>
-      <w:i/>
     </w:rPr>
   </w:style>
   <w:style w:type="character" w:customStyle="1" w:styleId="AnnotationTok">
     <w:name w:val="AnnotationTok"/>
     <w:basedOn w:val="VerbatimChar"/>
     <w:rPr>
-      <w:color w:val="60a0b0"/>
       <w:b/>
       <w:i/>
+      <w:color w:val="60a0b0"/>
     </w:rPr>
   </w:style>
   <w:style w:type="character" w:customStyle="1" w:styleId="CommentVarTok">
     <w:name w:val="CommentVarTok"/>
     <w:basedOn w:val="VerbatimChar"/>
     <w:rPr>
-      <w:color w:val="60a0b0"/>
       <w:b/>
       <w:i/>
+      <w:color w:val="60a0b0"/>
     </w:rPr>
   </w:style>
   <w:style w:type="character" w:customStyle="1" w:styleId="OtherTok">
@@ -5584,8 +5699,8 @@
     <w:name w:val="ControlFlowTok"/>
     <w:basedOn w:val="VerbatimChar"/>
     <w:rPr>
+      <w:b/>
       <w:color w:val="007020"/>
-      <w:b/>
     </w:rPr>
   </w:style>
   <w:style w:type="character" w:customStyle="1" w:styleId="OperatorTok">
@@ -5630,34 +5745,34 @@
     <w:name w:val="InformationTok"/>
     <w:basedOn w:val="VerbatimChar"/>
     <w:rPr>
-      <w:color w:val="60a0b0"/>
       <w:b/>
       <w:i/>
+      <w:color w:val="60a0b0"/>
     </w:rPr>
   </w:style>
   <w:style w:type="character" w:customStyle="1" w:styleId="WarningTok">
     <w:name w:val="WarningTok"/>
     <w:basedOn w:val="VerbatimChar"/>
     <w:rPr>
-      <w:color w:val="60a0b0"/>
       <w:b/>
       <w:i/>
+      <w:color w:val="60a0b0"/>
     </w:rPr>
   </w:style>
   <w:style w:type="character" w:customStyle="1" w:styleId="AlertTok">
     <w:name w:val="AlertTok"/>
     <w:basedOn w:val="VerbatimChar"/>
     <w:rPr>
+      <w:b/>
       <w:color w:val="ff0000"/>
-      <w:b/>
     </w:rPr>
   </w:style>
   <w:style w:type="character" w:customStyle="1" w:styleId="ErrorTok">
     <w:name w:val="ErrorTok"/>
     <w:basedOn w:val="VerbatimChar"/>
     <w:rPr>
+      <w:b/>
       <w:color w:val="ff0000"/>
-      <w:b/>
     </w:rPr>
   </w:style>
   <w:style w:type="character" w:customStyle="1" w:styleId="NormalTok">
